--- a/учеба/мл (проект)/дз_1-2_алгосы(мл).docx
+++ b/учеба/мл (проект)/дз_1-2_алгосы(мл).docx
@@ -1,6 +1,6 @@
 
 <file path=word/document.xml><?xml version="1.0" encoding="utf-8"?>
-<w:document xmlns:wpc="http://schemas.microsoft.com/office/word/2010/wordprocessingCanvas" xmlns:cx="http://schemas.microsoft.com/office/drawing/2014/chartex" xmlns:cx1="http://schemas.microsoft.com/office/drawing/2015/9/8/chartex" xmlns:cx2="http://schemas.microsoft.com/office/drawing/2015/10/21/chartex" xmlns:cx3="http://schemas.microsoft.com/office/drawing/2016/5/9/chartex" xmlns:cx4="http://schemas.microsoft.com/office/drawing/2016/5/10/chartex" xmlns:cx5="http://schemas.microsoft.com/office/drawing/2016/5/11/chartex" xmlns:cx6="http://schemas.microsoft.com/office/drawing/2016/5/12/chartex" xmlns:cx7="http://schemas.microsoft.com/office/drawing/2016/5/13/chartex" xmlns:cx8="http://schemas.microsoft.com/office/drawing/2016/5/14/chartex" xmlns:mc="http://schemas.openxmlformats.org/markup-compatibility/2006" xmlns:aink="http://schemas.microsoft.com/office/drawing/2016/ink" xmlns:am3d="http://schemas.microsoft.com/office/drawing/2017/model3d" xmlns:o="urn:schemas-microsoft-com:office:office" xmlns:oel="http://schemas.microsoft.com/office/2019/extlst" xmlns:r="http://schemas.openxmlformats.org/officeDocument/2006/relationships" xmlns:m="http://schemas.openxmlformats.org/officeDocument/2006/math" xmlns:v="urn:schemas-microsoft-com:vml" xmlns:wp14="http://schemas.microsoft.com/office/word/2010/wordprocessingDrawing" xmlns:wp="http://schemas.openxmlformats.org/drawingml/2006/wordprocessingDrawing" xmlns:w10="urn:schemas-microsoft-com:office:word" xmlns:w="http://schemas.openxmlformats.org/wordprocessingml/2006/main" xmlns:w14="http://schemas.microsoft.com/office/word/2010/wordml" xmlns:w15="http://schemas.microsoft.com/office/word/2012/wordml" xmlns:w16cex="http://schemas.microsoft.com/office/word/2018/wordml/cex" xmlns:w16cid="http://schemas.microsoft.com/office/word/2016/wordml/cid" xmlns:w16="http://schemas.microsoft.com/office/word/2018/wordml" xmlns:w16du="http://schemas.microsoft.com/office/word/2023/wordml/word16du" xmlns:w16sdtdh="http://schemas.microsoft.com/office/word/2020/wordml/sdtdatahash" xmlns:w16sdtfl="http://schemas.microsoft.com/office/word/2024/wordml/sdtformatlock" xmlns:w16se="http://schemas.microsoft.com/office/word/2015/wordml/symex" xmlns:wpg="http://schemas.microsoft.com/office/word/2010/wordprocessingGroup" xmlns:wpi="http://schemas.microsoft.com/office/word/2010/wordprocessingInk" xmlns:wne="http://schemas.microsoft.com/office/word/2006/wordml" xmlns:wps="http://schemas.microsoft.com/office/word/2010/wordprocessingShape" mc:Ignorable="w14 w15 w16se w16cid w16 w16cex w16sdtdh w16sdtfl w16du wp14">
+<w:document xmlns:wpc="http://schemas.microsoft.com/office/word/2010/wordprocessingCanvas" xmlns:cx="http://schemas.microsoft.com/office/drawing/2014/chartex" xmlns:mc="http://schemas.openxmlformats.org/markup-compatibility/2006" xmlns:o="urn:schemas-microsoft-com:office:office" xmlns:r="http://schemas.openxmlformats.org/officeDocument/2006/relationships" xmlns:m="http://schemas.openxmlformats.org/officeDocument/2006/math" xmlns:v="urn:schemas-microsoft-com:vml" xmlns:wp14="http://schemas.microsoft.com/office/word/2010/wordprocessingDrawing" xmlns:wp="http://schemas.openxmlformats.org/drawingml/2006/wordprocessingDrawing" xmlns:w10="urn:schemas-microsoft-com:office:word" xmlns:w="http://schemas.openxmlformats.org/wordprocessingml/2006/main" xmlns:w14="http://schemas.microsoft.com/office/word/2010/wordml" xmlns:w15="http://schemas.microsoft.com/office/word/2012/wordml" xmlns:w16se="http://schemas.microsoft.com/office/word/2015/wordml/symex" xmlns:wpg="http://schemas.microsoft.com/office/word/2010/wordprocessingGroup" xmlns:wpi="http://schemas.microsoft.com/office/word/2010/wordprocessingInk" xmlns:wne="http://schemas.microsoft.com/office/word/2006/wordml" xmlns:wps="http://schemas.microsoft.com/office/word/2010/wordprocessingShape" mc:Ignorable="w14 w15 w16se wp14">
   <w:body>
     <w:p>
       <w:pPr>
@@ -19,6 +19,7 @@
       <w:r>
         <w:rPr>
           <w:noProof/>
+          <w:lang w:val="en-US" w:eastAsia="en-US"/>
         </w:rPr>
         <w:drawing>
           <wp:inline distT="0" distB="0" distL="0" distR="0" wp14:anchorId="21984634" wp14:editId="69CA064A">
@@ -161,6 +162,7 @@
       <w:r>
         <w:rPr>
           <w:noProof/>
+          <w:lang w:val="en-US" w:eastAsia="en-US"/>
         </w:rPr>
         <mc:AlternateContent>
           <mc:Choice Requires="wpg">
@@ -242,7 +244,7 @@
               </wp:inline>
             </w:drawing>
           </mc:Choice>
-          <mc:Fallback xmlns:a="http://schemas.openxmlformats.org/drawingml/2006/main">
+          <mc:Fallback xmlns:cx1="http://schemas.microsoft.com/office/drawing/2015/9/8/chartex" xmlns:cx2="http://schemas.microsoft.com/office/drawing/2015/10/21/chartex" xmlns:cx3="http://schemas.microsoft.com/office/drawing/2016/5/9/chartex" xmlns:cx4="http://schemas.microsoft.com/office/drawing/2016/5/10/chartex" xmlns:cx5="http://schemas.microsoft.com/office/drawing/2016/5/11/chartex" xmlns:cx6="http://schemas.microsoft.com/office/drawing/2016/5/12/chartex" xmlns:cx7="http://schemas.microsoft.com/office/drawing/2016/5/13/chartex" xmlns:cx8="http://schemas.microsoft.com/office/drawing/2016/5/14/chartex" xmlns:aink="http://schemas.microsoft.com/office/drawing/2016/ink" xmlns:am3d="http://schemas.microsoft.com/office/drawing/2017/model3d" xmlns:oel="http://schemas.microsoft.com/office/2019/extlst" xmlns:w16cex="http://schemas.microsoft.com/office/word/2018/wordml/cex" xmlns:w16cid="http://schemas.microsoft.com/office/word/2016/wordml/cid" xmlns:w16="http://schemas.microsoft.com/office/word/2018/wordml" xmlns:w16du="http://schemas.microsoft.com/office/word/2023/wordml/word16du" xmlns:w16sdtdh="http://schemas.microsoft.com/office/word/2020/wordml/sdtdatahash" xmlns:w16sdtfl="http://schemas.microsoft.com/office/word/2024/wordml/sdtformatlock" xmlns:a="http://schemas.openxmlformats.org/drawingml/2006/main">
             <w:pict>
               <v:group id="Group 12328" style="width:470.74pt;height:0.47998pt;mso-position-horizontal-relative:char;mso-position-vertical-relative:line" coordsize="59783,60">
                 <v:shape id="Shape 17600" style="position:absolute;width:59783;height:91;left:0;top:0;" coordsize="5978398,9144" path="m0,0l5978398,0l5978398,9144l0,9144l0,0">
@@ -360,6 +362,7 @@
       <w:r>
         <w:rPr>
           <w:noProof/>
+          <w:lang w:val="en-US" w:eastAsia="en-US"/>
         </w:rPr>
         <mc:AlternateContent>
           <mc:Choice Requires="wpg">
@@ -450,7 +453,7 @@
               </wp:inline>
             </w:drawing>
           </mc:Choice>
-          <mc:Fallback xmlns:a="http://schemas.openxmlformats.org/drawingml/2006/main">
+          <mc:Fallback xmlns:cx1="http://schemas.microsoft.com/office/drawing/2015/9/8/chartex" xmlns:cx2="http://schemas.microsoft.com/office/drawing/2015/10/21/chartex" xmlns:cx3="http://schemas.microsoft.com/office/drawing/2016/5/9/chartex" xmlns:cx4="http://schemas.microsoft.com/office/drawing/2016/5/10/chartex" xmlns:cx5="http://schemas.microsoft.com/office/drawing/2016/5/11/chartex" xmlns:cx6="http://schemas.microsoft.com/office/drawing/2016/5/12/chartex" xmlns:cx7="http://schemas.microsoft.com/office/drawing/2016/5/13/chartex" xmlns:cx8="http://schemas.microsoft.com/office/drawing/2016/5/14/chartex" xmlns:aink="http://schemas.microsoft.com/office/drawing/2016/ink" xmlns:am3d="http://schemas.microsoft.com/office/drawing/2017/model3d" xmlns:oel="http://schemas.microsoft.com/office/2019/extlst" xmlns:w16cex="http://schemas.microsoft.com/office/word/2018/wordml/cex" xmlns:w16cid="http://schemas.microsoft.com/office/word/2016/wordml/cid" xmlns:w16="http://schemas.microsoft.com/office/word/2018/wordml" xmlns:w16du="http://schemas.microsoft.com/office/word/2023/wordml/word16du" xmlns:w16sdtdh="http://schemas.microsoft.com/office/word/2020/wordml/sdtdatahash" xmlns:w16sdtfl="http://schemas.microsoft.com/office/word/2024/wordml/sdtformatlock" xmlns:a="http://schemas.openxmlformats.org/drawingml/2006/main">
             <w:pict>
               <v:group id="Group 12334" style="width:1.40997pt;height:1.41998pt;mso-position-horizontal-relative:char;mso-position-vertical-relative:line" coordsize="179,180">
                 <v:shape id="Shape 81" style="position:absolute;width:179;height:180;left:0;top:0;" coordsize="17907,18034" path="m8890,0c13970,0,17907,4064,17907,9017c17907,13970,13970,18034,8890,18034c3937,18034,0,13970,0,9017c0,4064,3937,0,8890,0x">
@@ -640,6 +643,7 @@
       <w:r>
         <w:rPr>
           <w:noProof/>
+          <w:lang w:val="en-US" w:eastAsia="en-US"/>
         </w:rPr>
         <mc:AlternateContent>
           <mc:Choice Requires="wpg">
@@ -721,7 +725,7 @@
               </wp:inline>
             </w:drawing>
           </mc:Choice>
-          <mc:Fallback xmlns:a="http://schemas.openxmlformats.org/drawingml/2006/main">
+          <mc:Fallback xmlns:cx1="http://schemas.microsoft.com/office/drawing/2015/9/8/chartex" xmlns:cx2="http://schemas.microsoft.com/office/drawing/2015/10/21/chartex" xmlns:cx3="http://schemas.microsoft.com/office/drawing/2016/5/9/chartex" xmlns:cx4="http://schemas.microsoft.com/office/drawing/2016/5/10/chartex" xmlns:cx5="http://schemas.microsoft.com/office/drawing/2016/5/11/chartex" xmlns:cx6="http://schemas.microsoft.com/office/drawing/2016/5/12/chartex" xmlns:cx7="http://schemas.microsoft.com/office/drawing/2016/5/13/chartex" xmlns:cx8="http://schemas.microsoft.com/office/drawing/2016/5/14/chartex" xmlns:aink="http://schemas.microsoft.com/office/drawing/2016/ink" xmlns:am3d="http://schemas.microsoft.com/office/drawing/2017/model3d" xmlns:oel="http://schemas.microsoft.com/office/2019/extlst" xmlns:w16cex="http://schemas.microsoft.com/office/word/2018/wordml/cex" xmlns:w16cid="http://schemas.microsoft.com/office/word/2016/wordml/cid" xmlns:w16="http://schemas.microsoft.com/office/word/2018/wordml" xmlns:w16du="http://schemas.microsoft.com/office/word/2023/wordml/word16du" xmlns:w16sdtdh="http://schemas.microsoft.com/office/word/2020/wordml/sdtdatahash" xmlns:w16sdtfl="http://schemas.microsoft.com/office/word/2024/wordml/sdtformatlock" xmlns:a="http://schemas.openxmlformats.org/drawingml/2006/main">
             <w:pict>
               <v:group id="Group 12330" style="width:92.184pt;height:0.47998pt;mso-position-horizontal-relative:char;mso-position-vertical-relative:line" coordsize="11707,60">
                 <v:shape id="Shape 17602" style="position:absolute;width:11707;height:91;left:0;top:0;" coordsize="1170737,9144" path="m0,0l1170737,0l1170737,9144l0,9144l0,0">
@@ -851,6 +855,7 @@
       <w:r>
         <w:rPr>
           <w:noProof/>
+          <w:lang w:val="en-US" w:eastAsia="en-US"/>
         </w:rPr>
         <mc:AlternateContent>
           <mc:Choice Requires="wpg">
@@ -932,7 +937,7 @@
               </wp:inline>
             </w:drawing>
           </mc:Choice>
-          <mc:Fallback xmlns:a="http://schemas.openxmlformats.org/drawingml/2006/main">
+          <mc:Fallback xmlns:cx1="http://schemas.microsoft.com/office/drawing/2015/9/8/chartex" xmlns:cx2="http://schemas.microsoft.com/office/drawing/2015/10/21/chartex" xmlns:cx3="http://schemas.microsoft.com/office/drawing/2016/5/9/chartex" xmlns:cx4="http://schemas.microsoft.com/office/drawing/2016/5/10/chartex" xmlns:cx5="http://schemas.microsoft.com/office/drawing/2016/5/11/chartex" xmlns:cx6="http://schemas.microsoft.com/office/drawing/2016/5/12/chartex" xmlns:cx7="http://schemas.microsoft.com/office/drawing/2016/5/13/chartex" xmlns:cx8="http://schemas.microsoft.com/office/drawing/2016/5/14/chartex" xmlns:aink="http://schemas.microsoft.com/office/drawing/2016/ink" xmlns:am3d="http://schemas.microsoft.com/office/drawing/2017/model3d" xmlns:oel="http://schemas.microsoft.com/office/2019/extlst" xmlns:w16cex="http://schemas.microsoft.com/office/word/2018/wordml/cex" xmlns:w16cid="http://schemas.microsoft.com/office/word/2016/wordml/cid" xmlns:w16="http://schemas.microsoft.com/office/word/2018/wordml" xmlns:w16du="http://schemas.microsoft.com/office/word/2023/wordml/word16du" xmlns:w16sdtdh="http://schemas.microsoft.com/office/word/2020/wordml/sdtdatahash" xmlns:w16sdtfl="http://schemas.microsoft.com/office/word/2024/wordml/sdtformatlock" xmlns:a="http://schemas.openxmlformats.org/drawingml/2006/main">
             <w:pict>
               <v:group id="Group 12331" style="width:92.904pt;height:0.47998pt;mso-position-horizontal-relative:char;mso-position-vertical-relative:line" coordsize="11798,60">
                 <v:shape id="Shape 17604" style="position:absolute;width:11798;height:91;left:0;top:0;" coordsize="1179881,9144" path="m0,0l1179881,0l1179881,9144l0,9144l0,0">
@@ -1090,14 +1095,14 @@
           <w:rFonts w:ascii="Times New Roman" w:eastAsia="Times New Roman" w:hAnsi="Times New Roman" w:cs="Times New Roman"/>
           <w:sz w:val="28"/>
         </w:rPr>
-        <w:t>Графики изменения параметров относительно времени……………………….</w:t>
+        <w:t>Графики изменения параметро</w:t>
       </w:r>
       <w:r>
         <w:rPr>
           <w:rFonts w:ascii="Times New Roman" w:eastAsia="Times New Roman" w:hAnsi="Times New Roman" w:cs="Times New Roman"/>
           <w:sz w:val="28"/>
         </w:rPr>
-        <w:t>5</w:t>
+        <w:t>в относительно времени………………………17</w:t>
       </w:r>
     </w:p>
     <w:p>
@@ -1124,7 +1129,7 @@
           <w:rFonts w:ascii="Times New Roman" w:eastAsia="Times New Roman" w:hAnsi="Times New Roman" w:cs="Times New Roman"/>
           <w:sz w:val="28"/>
         </w:rPr>
-        <w:t>...6</w:t>
+        <w:t>..17</w:t>
       </w:r>
     </w:p>
     <w:p>
@@ -1144,14 +1149,14 @@
           <w:rFonts w:ascii="Times New Roman" w:eastAsia="Times New Roman" w:hAnsi="Times New Roman" w:cs="Times New Roman"/>
           <w:sz w:val="28"/>
         </w:rPr>
-        <w:t>Аномалии на графиках……………………………………………………………</w:t>
+        <w:t>Аномалии на</w:t>
       </w:r>
       <w:r>
         <w:rPr>
           <w:rFonts w:ascii="Times New Roman" w:eastAsia="Times New Roman" w:hAnsi="Times New Roman" w:cs="Times New Roman"/>
           <w:sz w:val="28"/>
         </w:rPr>
-        <w:t>7</w:t>
+        <w:t xml:space="preserve"> графиках…………………………………………………………..18</w:t>
       </w:r>
     </w:p>
     <w:p>
@@ -1171,14 +1176,7 @@
           <w:rFonts w:ascii="Times New Roman" w:eastAsia="Times New Roman" w:hAnsi="Times New Roman" w:cs="Times New Roman"/>
           <w:sz w:val="28"/>
         </w:rPr>
-        <w:t>Вывод………………………………………………………………………………</w:t>
-      </w:r>
-      <w:r>
-        <w:rPr>
-          <w:rFonts w:ascii="Times New Roman" w:eastAsia="Times New Roman" w:hAnsi="Times New Roman" w:cs="Times New Roman"/>
-          <w:sz w:val="28"/>
-        </w:rPr>
-        <w:t>8</w:t>
+        <w:t>Детекторы аномалий……………………………………………………………..18</w:t>
       </w:r>
     </w:p>
     <w:p>
@@ -1188,6 +1186,42 @@
         </w:tabs>
         <w:ind w:left="-15"/>
         <w:jc w:val="both"/>
+        <w:rPr>
+          <w:rFonts w:ascii="Times New Roman" w:eastAsia="Times New Roman" w:hAnsi="Times New Roman" w:cs="Times New Roman"/>
+          <w:sz w:val="28"/>
+        </w:rPr>
+      </w:pPr>
+      <w:r>
+        <w:rPr>
+          <w:rFonts w:ascii="Times New Roman" w:eastAsia="Times New Roman" w:hAnsi="Times New Roman" w:cs="Times New Roman"/>
+          <w:sz w:val="28"/>
+        </w:rPr>
+        <w:t>Графики результатов детекторов</w:t>
+      </w:r>
+      <w:r>
+        <w:rPr>
+          <w:rFonts w:ascii="Times New Roman" w:eastAsia="Times New Roman" w:hAnsi="Times New Roman" w:cs="Times New Roman"/>
+          <w:sz w:val="28"/>
+        </w:rPr>
+        <w:t>…………………</w:t>
+      </w:r>
+      <w:r>
+        <w:rPr>
+          <w:rFonts w:ascii="Times New Roman" w:eastAsia="Times New Roman" w:hAnsi="Times New Roman" w:cs="Times New Roman"/>
+          <w:sz w:val="28"/>
+        </w:rPr>
+        <w:t>……………………………..19</w:t>
+      </w:r>
+      <w:bookmarkStart w:id="0" w:name="_GoBack"/>
+      <w:bookmarkEnd w:id="0"/>
+    </w:p>
+    <w:p>
+      <w:pPr>
+        <w:tabs>
+          <w:tab w:val="right" w:pos="9348"/>
+        </w:tabs>
+        <w:ind w:left="-15"/>
+        <w:jc w:val="both"/>
       </w:pPr>
       <w:r>
         <w:rPr>
@@ -2189,33 +2223,76 @@
         <w:rPr>
           <w:bCs/>
           <w:color w:val="auto"/>
-          <w:lang w:val="en-US"/>
-        </w:rPr>
-      </w:pPr>
-      <w:r>
-        <w:rPr>
-          <w:bCs/>
-          <w:color w:val="auto"/>
-          <w:lang w:val="en-US"/>
-        </w:rPr>
-        <w:t xml:space="preserve">        print("Размер данных:", df.shape)</w:t>
-      </w:r>
-    </w:p>
-    <w:p>
-      <w:pPr>
-        <w:rPr>
-          <w:bCs/>
-          <w:color w:val="auto"/>
-          <w:lang w:val="en-US"/>
-        </w:rPr>
-      </w:pPr>
-      <w:r>
-        <w:rPr>
-          <w:bCs/>
-          <w:color w:val="auto"/>
-          <w:lang w:val="en-US"/>
-        </w:rPr>
-        <w:t xml:space="preserve">        print("\nПервые 5 строк:")</w:t>
+        </w:rPr>
+      </w:pPr>
+      <w:r>
+        <w:rPr>
+          <w:bCs/>
+          <w:color w:val="auto"/>
+          <w:lang w:val="en-US"/>
+        </w:rPr>
+        <w:t xml:space="preserve">        print</w:t>
+      </w:r>
+      <w:r>
+        <w:rPr>
+          <w:bCs/>
+          <w:color w:val="auto"/>
+        </w:rPr>
+        <w:t xml:space="preserve">("Размер данных:", </w:t>
+      </w:r>
+      <w:r>
+        <w:rPr>
+          <w:bCs/>
+          <w:color w:val="auto"/>
+          <w:lang w:val="en-US"/>
+        </w:rPr>
+        <w:t>df</w:t>
+      </w:r>
+      <w:r>
+        <w:rPr>
+          <w:bCs/>
+          <w:color w:val="auto"/>
+        </w:rPr>
+        <w:t>.</w:t>
+      </w:r>
+      <w:r>
+        <w:rPr>
+          <w:bCs/>
+          <w:color w:val="auto"/>
+          <w:lang w:val="en-US"/>
+        </w:rPr>
+        <w:t>shape</w:t>
+      </w:r>
+      <w:r>
+        <w:rPr>
+          <w:bCs/>
+          <w:color w:val="auto"/>
+        </w:rPr>
+        <w:t>)</w:t>
+      </w:r>
+    </w:p>
+    <w:p>
+      <w:pPr>
+        <w:rPr>
+          <w:bCs/>
+          <w:color w:val="auto"/>
+          <w:lang w:val="en-US"/>
+        </w:rPr>
+      </w:pPr>
+      <w:r>
+        <w:rPr>
+          <w:bCs/>
+          <w:color w:val="auto"/>
+        </w:rPr>
+        <w:t xml:space="preserve">        </w:t>
+      </w:r>
+      <w:r>
+        <w:rPr>
+          <w:bCs/>
+          <w:color w:val="auto"/>
+          <w:lang w:val="en-US"/>
+        </w:rPr>
+        <w:t>print("\nПервые 5 строк:")</w:t>
       </w:r>
     </w:p>
     <w:p>
@@ -10046,6 +10123,7 @@
           <w:b/>
           <w:bCs/>
           <w:sz w:val="28"/>
+          <w:lang w:val="en-US"/>
         </w:rPr>
       </w:pPr>
     </w:p>
@@ -10056,6 +10134,7 @@
           <w:b/>
           <w:bCs/>
           <w:sz w:val="28"/>
+          <w:lang w:val="en-US"/>
         </w:rPr>
       </w:pPr>
     </w:p>
@@ -10066,6 +10145,7 @@
           <w:b/>
           <w:bCs/>
           <w:sz w:val="28"/>
+          <w:lang w:val="en-US"/>
         </w:rPr>
       </w:pPr>
     </w:p>
@@ -10171,6 +10251,7 @@
       <w:r>
         <w:rPr>
           <w:noProof/>
+          <w:lang w:val="en-US" w:eastAsia="en-US"/>
         </w:rPr>
         <w:drawing>
           <wp:inline distT="0" distB="0" distL="0" distR="0" wp14:anchorId="34EE5514" wp14:editId="3642B3E3">
@@ -11721,6 +11802,7 @@
       <w:r>
         <w:rPr>
           <w:noProof/>
+          <w:lang w:val="en-US" w:eastAsia="en-US"/>
         </w:rPr>
         <w:drawing>
           <wp:inline distT="0" distB="0" distL="0" distR="0" wp14:anchorId="692FD255" wp14:editId="6AA4FDDD">
@@ -11777,7 +11859,6 @@
         <w:rPr>
           <w:rFonts w:ascii="Times New Roman" w:eastAsia="Times New Roman" w:hAnsi="Times New Roman" w:cs="Times New Roman"/>
           <w:b/>
-          <w:bCs/>
           <w:sz w:val="28"/>
         </w:rPr>
       </w:pPr>
@@ -11785,113 +11866,226 @@
         <w:rPr>
           <w:rFonts w:ascii="Times New Roman" w:eastAsia="Times New Roman" w:hAnsi="Times New Roman" w:cs="Times New Roman"/>
           <w:b/>
-          <w:bCs/>
           <w:sz w:val="28"/>
         </w:rPr>
-        <w:t>Вывод</w:t>
-      </w:r>
-    </w:p>
-    <w:p>
-      <w:pPr>
-        <w:ind w:firstLine="708"/>
-        <w:rPr>
-          <w:rFonts w:ascii="Times New Roman" w:hAnsi="Times New Roman" w:cs="Times New Roman"/>
+        <w:t>Детекторы аномалий</w:t>
+      </w:r>
+    </w:p>
+    <w:p>
+      <w:pPr>
+        <w:rPr>
+          <w:rFonts w:ascii="Times New Roman" w:eastAsia="Times New Roman" w:hAnsi="Times New Roman" w:cs="Times New Roman"/>
           <w:sz w:val="28"/>
-          <w:szCs w:val="28"/>
-        </w:rPr>
-      </w:pPr>
-      <w:r>
-        <w:rPr>
-          <w:rFonts w:ascii="Times New Roman" w:hAnsi="Times New Roman" w:cs="Times New Roman"/>
+        </w:rPr>
+      </w:pPr>
+      <w:r>
+        <w:rPr>
+          <w:rFonts w:ascii="Times New Roman" w:eastAsia="Times New Roman" w:hAnsi="Times New Roman" w:cs="Times New Roman"/>
           <w:sz w:val="28"/>
-          <w:szCs w:val="28"/>
-        </w:rPr>
-        <w:t>Для обнаружения нештатных ситуаций оказались наиболее полезными следующие параметры: температура и напряжение.</w:t>
-      </w:r>
-    </w:p>
-    <w:p>
-      <w:pPr>
-        <w:ind w:firstLine="708"/>
-        <w:rPr>
-          <w:rFonts w:ascii="Times New Roman" w:hAnsi="Times New Roman" w:cs="Times New Roman"/>
+        </w:rPr>
+        <w:t>С</w:t>
+      </w:r>
+      <w:r>
+        <w:rPr>
+          <w:rFonts w:ascii="Times New Roman" w:eastAsia="Times New Roman" w:hAnsi="Times New Roman" w:cs="Times New Roman"/>
           <w:sz w:val="28"/>
-          <w:szCs w:val="28"/>
-        </w:rPr>
-      </w:pPr>
-      <w:r>
-        <w:rPr>
-          <w:rFonts w:ascii="Times New Roman" w:hAnsi="Times New Roman" w:cs="Times New Roman"/>
+        </w:rPr>
+        <w:t>татический:</w:t>
+      </w:r>
+    </w:p>
+    <w:p>
+      <w:pPr>
+        <w:rPr>
+          <w:rFonts w:ascii="Times New Roman" w:eastAsia="Times New Roman" w:hAnsi="Times New Roman" w:cs="Times New Roman"/>
           <w:sz w:val="28"/>
-          <w:szCs w:val="28"/>
-        </w:rPr>
-        <w:t>Есть скопление аномалий или нормальных значений около пороговых. Выбор такового влияет на срабатывания типа ложно-позитивные.</w:t>
-      </w:r>
-    </w:p>
-    <w:p>
-      <w:pPr>
-        <w:ind w:firstLine="708"/>
-        <w:rPr>
-          <w:rFonts w:ascii="Times New Roman" w:hAnsi="Times New Roman" w:cs="Times New Roman"/>
+        </w:rPr>
+      </w:pPr>
+      <w:r>
+        <w:rPr>
+          <w:rFonts w:ascii="Times New Roman" w:eastAsia="Times New Roman" w:hAnsi="Times New Roman" w:cs="Times New Roman"/>
           <w:sz w:val="28"/>
-          <w:szCs w:val="28"/>
-        </w:rPr>
-      </w:pPr>
-      <w:r>
-        <w:rPr>
-          <w:rFonts w:ascii="Times New Roman" w:hAnsi="Times New Roman" w:cs="Times New Roman"/>
+        </w:rPr>
+        <w:t>1σ: 146 аномалий</w:t>
+      </w:r>
+    </w:p>
+    <w:p>
+      <w:pPr>
+        <w:rPr>
+          <w:rFonts w:ascii="Times New Roman" w:eastAsia="Times New Roman" w:hAnsi="Times New Roman" w:cs="Times New Roman"/>
           <w:sz w:val="28"/>
-          <w:szCs w:val="28"/>
-        </w:rPr>
-        <w:t>Да, может. Все параметры относительны.</w:t>
-      </w:r>
-    </w:p>
-    <w:p>
-      <w:pPr>
-        <w:rPr>
-          <w:rFonts w:ascii="Times New Roman" w:hAnsi="Times New Roman" w:cs="Times New Roman"/>
+        </w:rPr>
+      </w:pPr>
+      <w:r>
+        <w:rPr>
+          <w:rFonts w:ascii="Times New Roman" w:eastAsia="Times New Roman" w:hAnsi="Times New Roman" w:cs="Times New Roman"/>
           <w:sz w:val="28"/>
-          <w:szCs w:val="28"/>
-        </w:rPr>
-      </w:pPr>
-      <w:r>
-        <w:rPr>
-          <w:rFonts w:ascii="Times New Roman" w:hAnsi="Times New Roman" w:cs="Times New Roman"/>
+        </w:rPr>
+        <w:t>2σ: 19 аномалий</w:t>
+      </w:r>
+    </w:p>
+    <w:p>
+      <w:pPr>
+        <w:rPr>
+          <w:rFonts w:ascii="Times New Roman" w:eastAsia="Times New Roman" w:hAnsi="Times New Roman" w:cs="Times New Roman"/>
           <w:sz w:val="28"/>
-          <w:szCs w:val="28"/>
-        </w:rPr>
-        <w:tab/>
-        <w:t>Само количество правил может запутать определяющего и всегда могут появиться исключения.</w:t>
-      </w:r>
-    </w:p>
-    <w:p>
-      <w:pPr>
-        <w:rPr>
-          <w:rFonts w:ascii="Times New Roman" w:hAnsi="Times New Roman" w:cs="Times New Roman"/>
+        </w:rPr>
+      </w:pPr>
+      <w:r>
+        <w:rPr>
+          <w:rFonts w:ascii="Times New Roman" w:eastAsia="Times New Roman" w:hAnsi="Times New Roman" w:cs="Times New Roman"/>
           <w:sz w:val="28"/>
-          <w:szCs w:val="28"/>
-        </w:rPr>
-      </w:pPr>
-      <w:r>
-        <w:rPr>
-          <w:rFonts w:ascii="Times New Roman" w:hAnsi="Times New Roman" w:cs="Times New Roman"/>
+        </w:rPr>
+        <w:t>3σ: 19 аномалий</w:t>
+      </w:r>
+    </w:p>
+    <w:p>
+      <w:pPr>
+        <w:rPr>
+          <w:rFonts w:ascii="Times New Roman" w:eastAsia="Times New Roman" w:hAnsi="Times New Roman" w:cs="Times New Roman"/>
           <w:sz w:val="28"/>
-          <w:szCs w:val="28"/>
-        </w:rPr>
-        <w:tab/>
-        <w:t>В данном случае мы одноразово работаем с данными и постоянно их подправляем в вычислениях.</w:t>
-      </w:r>
-    </w:p>
-    <w:p>
+        </w:rPr>
+      </w:pPr>
+      <w:r>
+        <w:rPr>
+          <w:rFonts w:ascii="Times New Roman" w:eastAsia="Times New Roman" w:hAnsi="Times New Roman" w:cs="Times New Roman"/>
+          <w:sz w:val="28"/>
+        </w:rPr>
+        <w:t>Резких изменений:</w:t>
+      </w:r>
+    </w:p>
+    <w:p>
+      <w:pPr>
+        <w:rPr>
+          <w:rFonts w:ascii="Times New Roman" w:eastAsia="Times New Roman" w:hAnsi="Times New Roman" w:cs="Times New Roman"/>
+          <w:sz w:val="28"/>
+        </w:rPr>
+      </w:pPr>
+      <w:r>
+        <w:rPr>
+          <w:rFonts w:ascii="Times New Roman" w:eastAsia="Times New Roman" w:hAnsi="Times New Roman" w:cs="Times New Roman"/>
+          <w:sz w:val="28"/>
+        </w:rPr>
+        <w:t>temperature: 12 резких изменений</w:t>
+      </w:r>
+    </w:p>
+    <w:p>
+      <w:pPr>
+        <w:rPr>
+          <w:rFonts w:ascii="Times New Roman" w:eastAsia="Times New Roman" w:hAnsi="Times New Roman" w:cs="Times New Roman"/>
+          <w:sz w:val="28"/>
+        </w:rPr>
+      </w:pPr>
+      <w:r>
+        <w:rPr>
+          <w:rFonts w:ascii="Times New Roman" w:eastAsia="Times New Roman" w:hAnsi="Times New Roman" w:cs="Times New Roman"/>
+          <w:sz w:val="28"/>
+        </w:rPr>
+        <w:t>voltage: 6 резких изменений</w:t>
+      </w:r>
+    </w:p>
+    <w:p>
+      <w:pPr>
+        <w:rPr>
+          <w:rFonts w:ascii="Times New Roman" w:eastAsia="Times New Roman" w:hAnsi="Times New Roman" w:cs="Times New Roman"/>
+          <w:sz w:val="28"/>
+        </w:rPr>
+      </w:pPr>
+      <w:r>
+        <w:rPr>
+          <w:rFonts w:ascii="Times New Roman" w:eastAsia="Times New Roman" w:hAnsi="Times New Roman" w:cs="Times New Roman"/>
+          <w:sz w:val="28"/>
+        </w:rPr>
+        <w:t>current: 21 резких изменений</w:t>
+      </w:r>
+    </w:p>
+    <w:p>
+      <w:pPr>
+        <w:rPr>
+          <w:rFonts w:ascii="Times New Roman" w:eastAsia="Times New Roman" w:hAnsi="Times New Roman" w:cs="Times New Roman"/>
+          <w:sz w:val="28"/>
+        </w:rPr>
+      </w:pPr>
+      <w:r>
+        <w:rPr>
+          <w:rFonts w:ascii="Times New Roman" w:eastAsia="Times New Roman" w:hAnsi="Times New Roman" w:cs="Times New Roman"/>
+          <w:sz w:val="28"/>
+        </w:rPr>
+        <w:t>angular_velocity: 8 резких изменений</w:t>
+      </w:r>
+    </w:p>
+    <w:p>
+      <w:pPr>
+        <w:rPr>
+          <w:rFonts w:ascii="Times New Roman" w:eastAsia="Times New Roman" w:hAnsi="Times New Roman" w:cs="Times New Roman"/>
+          <w:sz w:val="28"/>
+        </w:rPr>
+      </w:pPr>
+      <w:r>
+        <w:rPr>
+          <w:rFonts w:ascii="Times New Roman" w:eastAsia="Times New Roman" w:hAnsi="Times New Roman" w:cs="Times New Roman"/>
+          <w:sz w:val="28"/>
+        </w:rPr>
+        <w:t>Комбинированный:</w:t>
+      </w:r>
+    </w:p>
+    <w:p>
+      <w:pPr>
+        <w:rPr>
+          <w:rFonts w:ascii="Times New Roman" w:eastAsia="Times New Roman" w:hAnsi="Times New Roman" w:cs="Times New Roman"/>
+          <w:sz w:val="28"/>
+        </w:rPr>
+      </w:pPr>
+      <w:r>
+        <w:rPr>
+          <w:rFonts w:ascii="Times New Roman" w:eastAsia="Times New Roman" w:hAnsi="Times New Roman" w:cs="Times New Roman"/>
+          <w:sz w:val="28"/>
+        </w:rPr>
+        <w:t>Аномалий: 15</w:t>
+      </w:r>
+    </w:p>
+    <w:p>
+      <w:pPr>
+        <w:rPr>
+          <w:rFonts w:ascii="Times New Roman" w:eastAsia="Times New Roman" w:hAnsi="Times New Roman" w:cs="Times New Roman"/>
+          <w:sz w:val="28"/>
+        </w:rPr>
+      </w:pPr>
+    </w:p>
+    <w:p>
+      <w:pPr>
+        <w:rPr>
+          <w:rFonts w:ascii="Times New Roman" w:eastAsia="Times New Roman" w:hAnsi="Times New Roman" w:cs="Times New Roman"/>
+          <w:b/>
+          <w:sz w:val="28"/>
+        </w:rPr>
+      </w:pPr>
+      <w:r>
+        <w:rPr>
+          <w:rFonts w:ascii="Times New Roman" w:eastAsia="Times New Roman" w:hAnsi="Times New Roman" w:cs="Times New Roman"/>
+          <w:b/>
+          <w:sz w:val="28"/>
+        </w:rPr>
+        <w:lastRenderedPageBreak/>
+        <w:t>Графики результатов детекторов</w:t>
+      </w:r>
+    </w:p>
+    <w:p>
+      <w:pPr>
+        <w:rPr>
+          <w:rFonts w:ascii="Times New Roman" w:eastAsia="Times New Roman" w:hAnsi="Times New Roman" w:cs="Times New Roman"/>
+          <w:sz w:val="28"/>
+        </w:rPr>
+      </w:pPr>
       <w:r>
         <w:rPr>
           <w:noProof/>
-        </w:rPr>
-        <w:lastRenderedPageBreak/>
+          <w:lang w:val="en-US" w:eastAsia="en-US"/>
+        </w:rPr>
         <w:drawing>
-          <wp:inline distT="0" distB="0" distL="0" distR="0" wp14:anchorId="5B0E3076" wp14:editId="45481379">
+          <wp:inline distT="0" distB="0" distL="0" distR="0" wp14:anchorId="29F0DE44" wp14:editId="188BB231">
             <wp:extent cx="5934075" cy="4162425"/>
             <wp:effectExtent l="0" t="0" r="9525" b="9525"/>
-            <wp:docPr id="620014234" name="Рисунок 11"/>
+            <wp:docPr id="1" name="Рисунок 11"/>
             <wp:cNvGraphicFramePr>
               <a:graphicFrameLocks xmlns:a="http://schemas.openxmlformats.org/drawingml/2006/main" noChangeAspect="1"/>
             </wp:cNvGraphicFramePr>
@@ -11937,1125 +12131,6 @@
         </w:drawing>
       </w:r>
     </w:p>
-    <w:p/>
-    <w:p>
-      <w:pPr>
-        <w:rPr>
-          <w:lang w:val="en-US"/>
-        </w:rPr>
-      </w:pPr>
-      <w:r>
-        <w:t>Размер</w:t>
-      </w:r>
-      <w:r>
-        <w:rPr>
-          <w:lang w:val="en-US"/>
-        </w:rPr>
-        <w:t xml:space="preserve"> </w:t>
-      </w:r>
-      <w:r>
-        <w:t>данных</w:t>
-      </w:r>
-      <w:r>
-        <w:rPr>
-          <w:lang w:val="en-US"/>
-        </w:rPr>
-        <w:t>: (720, 6)</w:t>
-      </w:r>
-    </w:p>
-    <w:p>
-      <w:pPr>
-        <w:rPr>
-          <w:lang w:val="en-US"/>
-        </w:rPr>
-      </w:pPr>
-    </w:p>
-    <w:p>
-      <w:pPr>
-        <w:rPr>
-          <w:lang w:val="en-US"/>
-        </w:rPr>
-      </w:pPr>
-      <w:r>
-        <w:t>Первые</w:t>
-      </w:r>
-      <w:r>
-        <w:rPr>
-          <w:lang w:val="en-US"/>
-        </w:rPr>
-        <w:t xml:space="preserve"> 5 </w:t>
-      </w:r>
-      <w:r>
-        <w:t>строк</w:t>
-      </w:r>
-      <w:r>
-        <w:rPr>
-          <w:lang w:val="en-US"/>
-        </w:rPr>
-        <w:t>:</w:t>
-      </w:r>
-    </w:p>
-    <w:p>
-      <w:pPr>
-        <w:rPr>
-          <w:lang w:val="en-US"/>
-        </w:rPr>
-      </w:pPr>
-      <w:r>
-        <w:rPr>
-          <w:lang w:val="en-US"/>
-        </w:rPr>
-        <w:t xml:space="preserve">            timestamp  temperature  voltage  current  angular_velocity     mode</w:t>
-      </w:r>
-    </w:p>
-    <w:p>
-      <w:pPr>
-        <w:rPr>
-          <w:lang w:val="en-US"/>
-        </w:rPr>
-      </w:pPr>
-      <w:r>
-        <w:rPr>
-          <w:lang w:val="en-US"/>
-        </w:rPr>
-        <w:t>0 2026-09-07 08:00:00        23.94    28.24     1.44             0.033  standby</w:t>
-      </w:r>
-    </w:p>
-    <w:p>
-      <w:pPr>
-        <w:rPr>
-          <w:lang w:val="en-US"/>
-        </w:rPr>
-      </w:pPr>
-      <w:r>
-        <w:rPr>
-          <w:lang w:val="en-US"/>
-        </w:rPr>
-        <w:t>1 2026-09-07 08:01:00        24.11    28.13     1.48             0.022  standby</w:t>
-      </w:r>
-    </w:p>
-    <w:p>
-      <w:pPr>
-        <w:rPr>
-          <w:lang w:val="en-US"/>
-        </w:rPr>
-      </w:pPr>
-      <w:r>
-        <w:rPr>
-          <w:lang w:val="en-US"/>
-        </w:rPr>
-        <w:t>2 2026-09-07 08:02:00        24.23    28.23     1.48             0.039  standby</w:t>
-      </w:r>
-    </w:p>
-    <w:p>
-      <w:pPr>
-        <w:rPr>
-          <w:lang w:val="en-US"/>
-        </w:rPr>
-      </w:pPr>
-      <w:r>
-        <w:rPr>
-          <w:lang w:val="en-US"/>
-        </w:rPr>
-        <w:t>3 2026-09-07 08:03:00        24.79    28.22     1.41             0.013  standby</w:t>
-      </w:r>
-    </w:p>
-    <w:p>
-      <w:pPr>
-        <w:rPr>
-          <w:lang w:val="en-US"/>
-        </w:rPr>
-      </w:pPr>
-      <w:r>
-        <w:rPr>
-          <w:lang w:val="en-US"/>
-        </w:rPr>
-        <w:t>4 2026-09-07 08:04:00        24.77    28.29     1.48             0.024  standby</w:t>
-      </w:r>
-    </w:p>
-    <w:p>
-      <w:pPr>
-        <w:rPr>
-          <w:lang w:val="en-US"/>
-        </w:rPr>
-      </w:pPr>
-    </w:p>
-    <w:p>
-      <w:pPr>
-        <w:rPr>
-          <w:lang w:val="en-US"/>
-        </w:rPr>
-      </w:pPr>
-      <w:r>
-        <w:t>Статистические</w:t>
-      </w:r>
-      <w:r>
-        <w:rPr>
-          <w:lang w:val="en-US"/>
-        </w:rPr>
-        <w:t xml:space="preserve"> </w:t>
-      </w:r>
-      <w:r>
-        <w:t>характеристики</w:t>
-      </w:r>
-      <w:r>
-        <w:rPr>
-          <w:lang w:val="en-US"/>
-        </w:rPr>
-        <w:t>:</w:t>
-      </w:r>
-    </w:p>
-    <w:p>
-      <w:pPr>
-        <w:rPr>
-          <w:lang w:val="en-US"/>
-        </w:rPr>
-      </w:pPr>
-      <w:r>
-        <w:rPr>
-          <w:lang w:val="en-US"/>
-        </w:rPr>
-        <w:t xml:space="preserve">                  timestamp  temperature  ...  angular_velocity     mode</w:t>
-      </w:r>
-    </w:p>
-    <w:p>
-      <w:pPr>
-        <w:rPr>
-          <w:lang w:val="en-US"/>
-        </w:rPr>
-      </w:pPr>
-      <w:r>
-        <w:rPr>
-          <w:lang w:val="en-US"/>
-        </w:rPr>
-        <w:t>count                   720   720.000000  ...        720.000000      720</w:t>
-      </w:r>
-    </w:p>
-    <w:p>
-      <w:pPr>
-        <w:rPr>
-          <w:lang w:val="en-US"/>
-        </w:rPr>
-      </w:pPr>
-      <w:r>
-        <w:rPr>
-          <w:lang w:val="en-US"/>
-        </w:rPr>
-        <w:t>unique                  NaN          NaN  ...               NaN        4</w:t>
-      </w:r>
-    </w:p>
-    <w:p>
-      <w:pPr>
-        <w:rPr>
-          <w:lang w:val="en-US"/>
-        </w:rPr>
-      </w:pPr>
-      <w:r>
-        <w:rPr>
-          <w:lang w:val="en-US"/>
-        </w:rPr>
-        <w:t>top                     NaN          NaN  ...               NaN  standby</w:t>
-      </w:r>
-    </w:p>
-    <w:p>
-      <w:pPr>
-        <w:rPr>
-          <w:lang w:val="en-US"/>
-        </w:rPr>
-      </w:pPr>
-      <w:r>
-        <w:rPr>
-          <w:lang w:val="en-US"/>
-        </w:rPr>
-        <w:t>freq                    NaN          NaN  ...               NaN      340</w:t>
-      </w:r>
-    </w:p>
-    <w:p>
-      <w:pPr>
-        <w:rPr>
-          <w:lang w:val="en-US"/>
-        </w:rPr>
-      </w:pPr>
-      <w:r>
-        <w:rPr>
-          <w:lang w:val="en-US"/>
-        </w:rPr>
-        <w:lastRenderedPageBreak/>
-        <w:t>mean    2026-09-07 13:59:30    29.475694  ...          0.122862      NaN</w:t>
-      </w:r>
-    </w:p>
-    <w:p>
-      <w:pPr>
-        <w:rPr>
-          <w:lang w:val="en-US"/>
-        </w:rPr>
-      </w:pPr>
-      <w:r>
-        <w:rPr>
-          <w:lang w:val="en-US"/>
-        </w:rPr>
-        <w:t>min     2026-09-07 08:00:00    20.670000  ...          0.000000      NaN</w:t>
-      </w:r>
-    </w:p>
-    <w:p>
-      <w:pPr>
-        <w:rPr>
-          <w:lang w:val="en-US"/>
-        </w:rPr>
-      </w:pPr>
-      <w:r>
-        <w:rPr>
-          <w:lang w:val="en-US"/>
-        </w:rPr>
-        <w:t>25%     2026-09-07 10:59:45    24.437500  ...          0.021000      NaN</w:t>
-      </w:r>
-    </w:p>
-    <w:p>
-      <w:pPr>
-        <w:rPr>
-          <w:lang w:val="en-US"/>
-        </w:rPr>
-      </w:pPr>
-      <w:r>
-        <w:rPr>
-          <w:lang w:val="en-US"/>
-        </w:rPr>
-        <w:t>50%     2026-09-07 13:59:30    28.050000  ...          0.031500      NaN</w:t>
-      </w:r>
-    </w:p>
-    <w:p>
-      <w:pPr>
-        <w:rPr>
-          <w:lang w:val="en-US"/>
-        </w:rPr>
-      </w:pPr>
-      <w:r>
-        <w:rPr>
-          <w:lang w:val="en-US"/>
-        </w:rPr>
-        <w:t>75%     2026-09-07 16:59:15    31.967500  ...          0.046000      NaN</w:t>
-      </w:r>
-    </w:p>
-    <w:p>
-      <w:pPr>
-        <w:rPr>
-          <w:lang w:val="en-US"/>
-        </w:rPr>
-      </w:pPr>
-      <w:r>
-        <w:rPr>
-          <w:lang w:val="en-US"/>
-        </w:rPr>
-        <w:t>max     2026-09-07 19:59:00    68.230000  ...          2.431000      NaN</w:t>
-      </w:r>
-    </w:p>
-    <w:p>
-      <w:pPr>
-        <w:rPr>
-          <w:lang w:val="en-US"/>
-        </w:rPr>
-      </w:pPr>
-      <w:r>
-        <w:rPr>
-          <w:lang w:val="en-US"/>
-        </w:rPr>
-        <w:t>std                     NaN     7.697992  ...          0.288402      NaN</w:t>
-      </w:r>
-    </w:p>
-    <w:p>
-      <w:pPr>
-        <w:rPr>
-          <w:lang w:val="en-US"/>
-        </w:rPr>
-      </w:pPr>
-    </w:p>
-    <w:p>
-      <w:pPr>
-        <w:rPr>
-          <w:lang w:val="en-US"/>
-        </w:rPr>
-      </w:pPr>
-      <w:r>
-        <w:rPr>
-          <w:lang w:val="en-US"/>
-        </w:rPr>
-        <w:t>[11 rows x 6 columns]</w:t>
-      </w:r>
-    </w:p>
-    <w:p>
-      <w:pPr>
-        <w:rPr>
-          <w:lang w:val="en-US"/>
-        </w:rPr>
-      </w:pPr>
-    </w:p>
-    <w:p>
-      <w:pPr>
-        <w:rPr>
-          <w:lang w:val="en-US"/>
-        </w:rPr>
-      </w:pPr>
-      <w:r>
-        <w:t>Уникальные</w:t>
-      </w:r>
-      <w:r>
-        <w:rPr>
-          <w:lang w:val="en-US"/>
-        </w:rPr>
-        <w:t xml:space="preserve"> </w:t>
-      </w:r>
-      <w:r>
-        <w:t>режимы</w:t>
-      </w:r>
-      <w:r>
-        <w:rPr>
-          <w:lang w:val="en-US"/>
-        </w:rPr>
-        <w:t>: ['standby' 'imaging' 'downlink' 'attitude_control']</w:t>
-      </w:r>
-    </w:p>
-    <w:p>
-      <w:pPr>
-        <w:rPr>
-          <w:lang w:val="en-US"/>
-        </w:rPr>
-      </w:pPr>
-    </w:p>
-    <w:p>
-      <w:r>
-        <w:t>============================================================</w:t>
-      </w:r>
-    </w:p>
-    <w:p>
-      <w:r>
-        <w:t>1. АНАЛИЗ НОРМЫ ПО РЕЖИМАМ</w:t>
-      </w:r>
-    </w:p>
-    <w:p>
-      <w:r>
-        <w:t>============================================================</w:t>
-      </w:r>
-    </w:p>
-    <w:p/>
-    <w:p>
-      <w:r>
-        <w:t>--- temperature ---</w:t>
-      </w:r>
-    </w:p>
-    <w:p>
-      <w:pPr>
-        <w:rPr>
-          <w:lang w:val="en-US"/>
-        </w:rPr>
-      </w:pPr>
-      <w:r>
-        <w:t xml:space="preserve">                  </w:t>
-      </w:r>
-      <w:r>
-        <w:rPr>
-          <w:lang w:val="en-US"/>
-        </w:rPr>
-        <w:t>count       mean       std  ...     50%     75%    max</w:t>
-      </w:r>
-    </w:p>
-    <w:p>
-      <w:pPr>
-        <w:rPr>
-          <w:lang w:val="en-US"/>
-        </w:rPr>
-      </w:pPr>
-      <w:r>
-        <w:rPr>
-          <w:lang w:val="en-US"/>
-        </w:rPr>
-        <w:t xml:space="preserve">mode                                          ...                       </w:t>
-      </w:r>
-    </w:p>
-    <w:p>
-      <w:pPr>
-        <w:rPr>
-          <w:lang w:val="en-US"/>
-        </w:rPr>
-      </w:pPr>
-      <w:r>
-        <w:rPr>
-          <w:lang w:val="en-US"/>
-        </w:rPr>
-        <w:t>attitude_control  100.0  29.054300  0.861798  ...  29.195  29.690  30.85</w:t>
-      </w:r>
-    </w:p>
-    <w:p>
-      <w:pPr>
-        <w:rPr>
-          <w:lang w:val="en-US"/>
-        </w:rPr>
-      </w:pPr>
-      <w:r>
-        <w:rPr>
-          <w:lang w:val="en-US"/>
-        </w:rPr>
-        <w:t>downlink          120.0  32.384000  8.914038  ...  29.590  31.490  65.16</w:t>
-      </w:r>
-    </w:p>
-    <w:p>
-      <w:pPr>
-        <w:rPr>
-          <w:lang w:val="en-US"/>
-        </w:rPr>
-      </w:pPr>
-      <w:r>
-        <w:rPr>
-          <w:lang w:val="en-US"/>
-        </w:rPr>
-        <w:t>imaging           160.0  38.831063  6.763547  ...  37.480  38.905  68.23</w:t>
-      </w:r>
-    </w:p>
-    <w:p>
-      <w:pPr>
-        <w:rPr>
-          <w:lang w:val="en-US"/>
-        </w:rPr>
-      </w:pPr>
-      <w:r>
-        <w:rPr>
-          <w:lang w:val="en-US"/>
-        </w:rPr>
-        <w:t>standby           340.0  24.170647  1.880855  ...  24.265  25.720  28.27</w:t>
-      </w:r>
-    </w:p>
-    <w:p>
-      <w:pPr>
-        <w:rPr>
-          <w:lang w:val="en-US"/>
-        </w:rPr>
-      </w:pPr>
-    </w:p>
-    <w:p>
-      <w:pPr>
-        <w:rPr>
-          <w:lang w:val="en-US"/>
-        </w:rPr>
-      </w:pPr>
-      <w:r>
-        <w:rPr>
-          <w:lang w:val="en-US"/>
-        </w:rPr>
-        <w:t>[4 rows x 8 columns]</w:t>
-      </w:r>
-    </w:p>
-    <w:p>
-      <w:pPr>
-        <w:rPr>
-          <w:lang w:val="en-US"/>
-        </w:rPr>
-      </w:pPr>
-    </w:p>
-    <w:p>
-      <w:pPr>
-        <w:rPr>
-          <w:lang w:val="en-US"/>
-        </w:rPr>
-      </w:pPr>
-      <w:r>
-        <w:rPr>
-          <w:lang w:val="en-US"/>
-        </w:rPr>
-        <w:t>--- voltage ---</w:t>
-      </w:r>
-    </w:p>
-    <w:p>
-      <w:pPr>
-        <w:rPr>
-          <w:lang w:val="en-US"/>
-        </w:rPr>
-      </w:pPr>
-      <w:r>
-        <w:rPr>
-          <w:lang w:val="en-US"/>
-        </w:rPr>
-        <w:t xml:space="preserve">                  count       mean       std  ...    50%      75%    max</w:t>
-      </w:r>
-    </w:p>
-    <w:p>
-      <w:pPr>
-        <w:rPr>
-          <w:lang w:val="en-US"/>
-        </w:rPr>
-      </w:pPr>
-      <w:r>
-        <w:rPr>
-          <w:lang w:val="en-US"/>
-        </w:rPr>
-        <w:t xml:space="preserve">mode                                          ...                       </w:t>
-      </w:r>
-    </w:p>
-    <w:p>
-      <w:pPr>
-        <w:rPr>
-          <w:lang w:val="en-US"/>
-        </w:rPr>
-      </w:pPr>
-      <w:r>
-        <w:rPr>
-          <w:lang w:val="en-US"/>
-        </w:rPr>
-        <w:t>attitude_control  100.0  27.553100  0.106455  ...  27.55  27.6225  27.91</w:t>
-      </w:r>
-    </w:p>
-    <w:p>
-      <w:pPr>
-        <w:rPr>
-          <w:lang w:val="en-US"/>
-        </w:rPr>
-      </w:pPr>
-      <w:r>
-        <w:rPr>
-          <w:lang w:val="en-US"/>
-        </w:rPr>
-        <w:t>downlink          120.0  27.206250  1.624458  ...  27.85  27.9725  28.16</w:t>
-      </w:r>
-    </w:p>
-    <w:p>
-      <w:pPr>
-        <w:rPr>
-          <w:lang w:val="en-US"/>
-        </w:rPr>
-      </w:pPr>
-      <w:r>
-        <w:rPr>
-          <w:lang w:val="en-US"/>
-        </w:rPr>
-        <w:t>imaging           160.0  27.434625  0.111259  ...  27.43  27.5125  27.77</w:t>
-      </w:r>
-    </w:p>
-    <w:p>
-      <w:pPr>
-        <w:rPr>
-          <w:lang w:val="en-US"/>
-        </w:rPr>
-      </w:pPr>
-      <w:r>
-        <w:rPr>
-          <w:lang w:val="en-US"/>
-        </w:rPr>
-        <w:lastRenderedPageBreak/>
-        <w:t>standby           340.0  28.162412  0.521321  ...  28.22  28.3400  28.61</w:t>
-      </w:r>
-    </w:p>
-    <w:p>
-      <w:pPr>
-        <w:rPr>
-          <w:lang w:val="en-US"/>
-        </w:rPr>
-      </w:pPr>
-    </w:p>
-    <w:p>
-      <w:pPr>
-        <w:rPr>
-          <w:lang w:val="en-US"/>
-        </w:rPr>
-      </w:pPr>
-      <w:r>
-        <w:rPr>
-          <w:lang w:val="en-US"/>
-        </w:rPr>
-        <w:t>[4 rows x 8 columns]</w:t>
-      </w:r>
-    </w:p>
-    <w:p>
-      <w:pPr>
-        <w:rPr>
-          <w:lang w:val="en-US"/>
-        </w:rPr>
-      </w:pPr>
-    </w:p>
-    <w:p>
-      <w:pPr>
-        <w:rPr>
-          <w:lang w:val="en-US"/>
-        </w:rPr>
-      </w:pPr>
-      <w:r>
-        <w:rPr>
-          <w:lang w:val="en-US"/>
-        </w:rPr>
-        <w:t>--- current ---</w:t>
-      </w:r>
-    </w:p>
-    <w:p>
-      <w:pPr>
-        <w:rPr>
-          <w:lang w:val="en-US"/>
-        </w:rPr>
-      </w:pPr>
-      <w:r>
-        <w:rPr>
-          <w:lang w:val="en-US"/>
-        </w:rPr>
-        <w:t xml:space="preserve">                  count      mean       std   min     25%    50%     75%    max</w:t>
-      </w:r>
-    </w:p>
-    <w:p>
-      <w:pPr>
-        <w:rPr>
-          <w:lang w:val="en-US"/>
-        </w:rPr>
-      </w:pPr>
-      <w:r>
-        <w:rPr>
-          <w:lang w:val="en-US"/>
-        </w:rPr>
-        <w:t xml:space="preserve">mode                                                                           </w:t>
-      </w:r>
-    </w:p>
-    <w:p>
-      <w:pPr>
-        <w:rPr>
-          <w:lang w:val="en-US"/>
-        </w:rPr>
-      </w:pPr>
-      <w:r>
-        <w:rPr>
-          <w:lang w:val="en-US"/>
-        </w:rPr>
-        <w:t>attitude_control  100.0  5.659500  0.237573  5.14  5.4900  5.680  5.8075   6.16</w:t>
-      </w:r>
-    </w:p>
-    <w:p>
-      <w:pPr>
-        <w:rPr>
-          <w:lang w:val="en-US"/>
-        </w:rPr>
-      </w:pPr>
-      <w:r>
-        <w:rPr>
-          <w:lang w:val="en-US"/>
-        </w:rPr>
-        <w:t>downlink          120.0  3.893417  1.826895  2.68  3.0600  3.270  3.5425  10.30</w:t>
-      </w:r>
-    </w:p>
-    <w:p>
-      <w:pPr>
-        <w:rPr>
-          <w:lang w:val="en-US"/>
-        </w:rPr>
-      </w:pPr>
-      <w:r>
-        <w:rPr>
-          <w:lang w:val="en-US"/>
-        </w:rPr>
-        <w:t>imaging           160.0  5.219125  1.059717  4.06  4.7775  5.030  5.2800  10.32</w:t>
-      </w:r>
-    </w:p>
-    <w:p>
-      <w:pPr>
-        <w:rPr>
-          <w:lang w:val="en-US"/>
-        </w:rPr>
-      </w:pPr>
-      <w:r>
-        <w:rPr>
-          <w:lang w:val="en-US"/>
-        </w:rPr>
-        <w:t>standby           340.0  1.469471  0.113905  1.23  1.3900  1.475  1.5500   1.74</w:t>
-      </w:r>
-    </w:p>
-    <w:p>
-      <w:pPr>
-        <w:rPr>
-          <w:lang w:val="en-US"/>
-        </w:rPr>
-      </w:pPr>
-    </w:p>
-    <w:p>
-      <w:pPr>
-        <w:rPr>
-          <w:lang w:val="en-US"/>
-        </w:rPr>
-      </w:pPr>
-      <w:r>
-        <w:rPr>
-          <w:lang w:val="en-US"/>
-        </w:rPr>
-        <w:t>--- angular_velocity ---</w:t>
-      </w:r>
-    </w:p>
-    <w:p>
-      <w:pPr>
-        <w:rPr>
-          <w:lang w:val="en-US"/>
-        </w:rPr>
-      </w:pPr>
-      <w:r>
-        <w:rPr>
-          <w:lang w:val="en-US"/>
-        </w:rPr>
-        <w:t xml:space="preserve">                  count      mean       std  ...     50%      75%    max</w:t>
-      </w:r>
-    </w:p>
-    <w:p>
-      <w:pPr>
-        <w:rPr>
-          <w:lang w:val="en-US"/>
-        </w:rPr>
-      </w:pPr>
-      <w:r>
-        <w:rPr>
-          <w:lang w:val="en-US"/>
-        </w:rPr>
-        <w:t xml:space="preserve">mode                                         ...                        </w:t>
-      </w:r>
-    </w:p>
-    <w:p>
-      <w:pPr>
-        <w:rPr>
-          <w:lang w:val="en-US"/>
-        </w:rPr>
-      </w:pPr>
-      <w:r>
-        <w:rPr>
-          <w:lang w:val="en-US"/>
-        </w:rPr>
-        <w:t>attitude_control  100.0  0.428720  0.171691  ...  0.4215  0.55900  0.768</w:t>
-      </w:r>
-    </w:p>
-    <w:p>
-      <w:pPr>
-        <w:rPr>
-          <w:lang w:val="en-US"/>
-        </w:rPr>
-      </w:pPr>
-      <w:r>
-        <w:rPr>
-          <w:lang w:val="en-US"/>
-        </w:rPr>
-        <w:t>downlink          120.0  0.094992  0.239346  ...  0.0300  0.03825  1.000</w:t>
-      </w:r>
-    </w:p>
-    <w:p>
-      <w:pPr>
-        <w:rPr>
-          <w:lang w:val="en-US"/>
-        </w:rPr>
-      </w:pPr>
-      <w:r>
-        <w:rPr>
-          <w:lang w:val="en-US"/>
-        </w:rPr>
-        <w:t>imaging           160.0  0.034063  0.016505  ...  0.0330  0.04200  0.083</w:t>
-      </w:r>
-    </w:p>
-    <w:p>
-      <w:pPr>
-        <w:rPr>
-          <w:lang w:val="en-US"/>
-        </w:rPr>
-      </w:pPr>
-      <w:r>
-        <w:rPr>
-          <w:lang w:val="en-US"/>
-        </w:rPr>
-        <w:t>standby           340.0  0.084529  0.338378  ...  0.0260  0.03500  2.431</w:t>
-      </w:r>
-    </w:p>
-    <w:p>
-      <w:pPr>
-        <w:rPr>
-          <w:lang w:val="en-US"/>
-        </w:rPr>
-      </w:pPr>
-    </w:p>
-    <w:p>
-      <w:pPr>
-        <w:rPr>
-          <w:lang w:val="en-US"/>
-        </w:rPr>
-      </w:pPr>
-      <w:r>
-        <w:rPr>
-          <w:lang w:val="en-US"/>
-        </w:rPr>
-        <w:t>[4 rows x 8 columns]</w:t>
-      </w:r>
-    </w:p>
-    <w:p>
-      <w:pPr>
-        <w:rPr>
-          <w:lang w:val="en-US"/>
-        </w:rPr>
-      </w:pPr>
-    </w:p>
-    <w:p>
-      <w:r>
-        <w:t>Вывод: Нормальные значения параметров отличаются между режимами. Например, ток ~5 А в imaging — норма, а в standby — аномалия. Значит, детектор должен учитывать контекст (mode).</w:t>
-      </w:r>
-    </w:p>
-    <w:p/>
-    <w:p>
-      <w:r>
-        <w:t>============================================================</w:t>
-      </w:r>
-    </w:p>
-    <w:p>
-      <w:r>
-        <w:t>2. СТАТИСТИЧЕСКИЙ ДЕТЕКТОР</w:t>
-      </w:r>
-    </w:p>
-    <w:p>
-      <w:r>
-        <w:t>============================================================</w:t>
-      </w:r>
-    </w:p>
-    <w:p>
-      <w:r>
-        <w:t>1σ: 146 аномалий</w:t>
-      </w:r>
-    </w:p>
-    <w:p>
-      <w:r>
-        <w:t>2σ: 19 аномалий</w:t>
-      </w:r>
-    </w:p>
-    <w:p>
-      <w:r>
-        <w:t>3σ: 19 аномалий</w:t>
-      </w:r>
-    </w:p>
-    <w:p/>
-    <w:p>
-      <w:r>
-        <w:lastRenderedPageBreak/>
-        <w:t>============================================================</w:t>
-      </w:r>
-    </w:p>
-    <w:p>
-      <w:r>
-        <w:t>3. ДЕТЕКТОР РЕЗКИХ ИЗМЕНЕНИЙ</w:t>
-      </w:r>
-    </w:p>
-    <w:p>
-      <w:r>
-        <w:t>============================================================</w:t>
-      </w:r>
-    </w:p>
-    <w:p>
-      <w:r>
-        <w:t>temperature: 12 резких изменений</w:t>
-      </w:r>
-    </w:p>
-    <w:p>
-      <w:r>
-        <w:t>voltage: 6 резких изменений</w:t>
-      </w:r>
-    </w:p>
-    <w:p>
-      <w:r>
-        <w:t>current: 21 резких изменений</w:t>
-      </w:r>
-    </w:p>
-    <w:p>
-      <w:r>
-        <w:t>angular_velocity: 8 резких изменений</w:t>
-      </w:r>
-    </w:p>
-    <w:p/>
-    <w:p>
-      <w:r>
-        <w:t>============================================================</w:t>
-      </w:r>
-    </w:p>
-    <w:p>
-      <w:r>
-        <w:t>4. КОМБИНИРОВАННЫЙ ДЕТЕКТОР</w:t>
-      </w:r>
-    </w:p>
-    <w:p>
-      <w:r>
-        <w:t>============================================================</w:t>
-      </w:r>
-    </w:p>
-    <w:p>
-      <w:r>
-        <w:t>Аномалий: 15</w:t>
-      </w:r>
-    </w:p>
-    <w:p/>
-    <w:p>
-      <w:r>
-        <w:t>============================================================</w:t>
-      </w:r>
-    </w:p>
-    <w:p>
-      <w:r>
-        <w:t>ДЕТЕКТОРЫ ИЗ ДЗ №1 (жёсткие пороги)</w:t>
-      </w:r>
-    </w:p>
-    <w:p>
-      <w:r>
-        <w:t>============================================================</w:t>
-      </w:r>
-    </w:p>
-    <w:p>
-      <w:r>
-        <w:t>Чувствительный: 53 аномалий</w:t>
-      </w:r>
-    </w:p>
-    <w:p>
-      <w:r>
-        <w:t>Консервативный: 49 аномалий</w:t>
-      </w:r>
-    </w:p>
-    <w:p/>
-    <w:p>
-      <w:r>
-        <w:t>Чувствительный — интервалы:</w:t>
-      </w:r>
-    </w:p>
-    <w:p>
-      <w:r>
-        <w:t xml:space="preserve">  2026-09-07 09:12:00  --  2026-09-07 09:22:00</w:t>
-      </w:r>
-    </w:p>
-    <w:p>
-      <w:r>
-        <w:t xml:space="preserve">  2026-09-07 12:52:00  --  2026-09-07 13:01:00</w:t>
-      </w:r>
-    </w:p>
-    <w:p>
-      <w:r>
-        <w:t xml:space="preserve">  2026-09-07 14:58:00  --  2026-09-07 15:07:00</w:t>
-      </w:r>
-    </w:p>
-    <w:p>
-      <w:r>
-        <w:t xml:space="preserve">  2026-09-07 15:50:00  --  2026-09-07 15:55:00</w:t>
-      </w:r>
-    </w:p>
-    <w:p>
-      <w:r>
-        <w:t xml:space="preserve">  2026-09-07 16:55:00  --  2026-09-07 17:05:00</w:t>
-      </w:r>
-    </w:p>
-    <w:p>
-      <w:r>
-        <w:t xml:space="preserve">  2026-09-07 18:48:00  --  2026-09-07 18:57:00</w:t>
-      </w:r>
-    </w:p>
-    <w:p>
-      <w:r>
-        <w:t xml:space="preserve">  2026-09-07 19:43:00  --  2026-09-07 19:44:00</w:t>
-      </w:r>
-    </w:p>
-    <w:p/>
-    <w:p>
-      <w:r>
-        <w:t>Консервативный — интервалы:</w:t>
-      </w:r>
-    </w:p>
-    <w:p>
-      <w:r>
-        <w:t xml:space="preserve">  2026-09-07 09:12:00  --  2026-09-07 09:22:00</w:t>
-      </w:r>
-    </w:p>
-    <w:p>
-      <w:r>
-        <w:t xml:space="preserve">  2026-09-07 12:55:00  --  2026-09-07 13:01:00</w:t>
-      </w:r>
-    </w:p>
-    <w:p>
-      <w:r>
-        <w:t xml:space="preserve">  2026-09-07 14:58:00  --  2026-09-07 15:07:00</w:t>
-      </w:r>
-    </w:p>
-    <w:p>
-      <w:r>
-        <w:lastRenderedPageBreak/>
-        <w:t xml:space="preserve">  2026-09-07 15:50:00  --  2026-09-07 15:55:00</w:t>
-      </w:r>
-    </w:p>
-    <w:p>
-      <w:r>
-        <w:t xml:space="preserve">  2026-09-07 16:55:00  --  2026-09-07 17:05:00</w:t>
-      </w:r>
-    </w:p>
-    <w:p>
-      <w:r>
-        <w:t xml:space="preserve">  2026-09-07 18:48:00  --  2026-09-07 18:57:00</w:t>
-      </w:r>
-    </w:p>
-    <w:p/>
-    <w:p>
-      <w:r>
-        <w:t>============================================================</w:t>
-      </w:r>
-    </w:p>
-    <w:p>
-      <w:r>
-        <w:t>5. СРАВНЕНИЕ ТРЁХ ДЕТЕКТОРОВ</w:t>
-      </w:r>
-    </w:p>
-    <w:p>
-      <w:r>
-        <w:t>============================================================</w:t>
-      </w:r>
-    </w:p>
-    <w:p>
-      <w:r>
-        <w:t xml:space="preserve">                            Детектор  Аномалий                                                    Признаки                                         Недостаток</w:t>
-      </w:r>
-    </w:p>
-    <w:p>
-      <w:r>
-        <w:t>№1 — жёсткие пороги (чувствительный)        53             temp, voltage, current, angular_velocity + mode Не учитывает статистику, много ложных срабатываний</w:t>
-      </w:r>
-    </w:p>
-    <w:p>
-      <w:r>
-        <w:t xml:space="preserve">                №2 — статистика (2σ)        19                                отклонение температуры &gt; k·σ               Игнорирует другие параметры и режимы</w:t>
-      </w:r>
-    </w:p>
-    <w:p>
-      <w:r>
-        <w:t xml:space="preserve">                     №3 — комбинация        15 temperature, voltage, current, angular_velocity (score ≥ 2)                Ручной выбор порогов, нет адаптации</w:t>
-      </w:r>
-    </w:p>
-    <w:p/>
-    <w:p>
-      <w:pPr>
-        <w:rPr>
-          <w:lang w:val="en-US"/>
-        </w:rPr>
-      </w:pPr>
-      <w:r>
-        <w:t>Сохранено</w:t>
-      </w:r>
-      <w:r>
-        <w:rPr>
-          <w:lang w:val="en-US"/>
-        </w:rPr>
-        <w:t>: telemetry_with_anomalies.csv</w:t>
-      </w:r>
-    </w:p>
-    <w:p>
-      <w:pPr>
-        <w:rPr>
-          <w:lang w:val="en-US"/>
-        </w:rPr>
-      </w:pPr>
-    </w:p>
-    <w:p>
-      <w:pPr>
-        <w:rPr>
-          <w:lang w:val="en-US"/>
-        </w:rPr>
-      </w:pPr>
-      <w:r>
-        <w:rPr>
-          <w:lang w:val="en-US"/>
-        </w:rPr>
-        <w:t>Process finished with exit code 0</w:t>
-      </w:r>
-    </w:p>
     <w:sectPr>
       <w:footerReference w:type="even" r:id="rId11"/>
       <w:footerReference w:type="default" r:id="rId12"/>
@@ -13070,7 +12145,7 @@
 </file>
 
 <file path=word/endnotes.xml><?xml version="1.0" encoding="utf-8"?>
-<w:endnotes xmlns:wpc="http://schemas.microsoft.com/office/word/2010/wordprocessingCanvas" xmlns:cx="http://schemas.microsoft.com/office/drawing/2014/chartex" xmlns:cx1="http://schemas.microsoft.com/office/drawing/2015/9/8/chartex" xmlns:cx2="http://schemas.microsoft.com/office/drawing/2015/10/21/chartex" xmlns:cx3="http://schemas.microsoft.com/office/drawing/2016/5/9/chartex" xmlns:cx4="http://schemas.microsoft.com/office/drawing/2016/5/10/chartex" xmlns:cx5="http://schemas.microsoft.com/office/drawing/2016/5/11/chartex" xmlns:cx6="http://schemas.microsoft.com/office/drawing/2016/5/12/chartex" xmlns:cx7="http://schemas.microsoft.com/office/drawing/2016/5/13/chartex" xmlns:cx8="http://schemas.microsoft.com/office/drawing/2016/5/14/chartex" xmlns:mc="http://schemas.openxmlformats.org/markup-compatibility/2006" xmlns:aink="http://schemas.microsoft.com/office/drawing/2016/ink" xmlns:am3d="http://schemas.microsoft.com/office/drawing/2017/model3d" xmlns:o="urn:schemas-microsoft-com:office:office" xmlns:oel="http://schemas.microsoft.com/office/2019/extlst" xmlns:r="http://schemas.openxmlformats.org/officeDocument/2006/relationships" xmlns:m="http://schemas.openxmlformats.org/officeDocument/2006/math" xmlns:v="urn:schemas-microsoft-com:vml" xmlns:wp14="http://schemas.microsoft.com/office/word/2010/wordprocessingDrawing" xmlns:wp="http://schemas.openxmlformats.org/drawingml/2006/wordprocessingDrawing" xmlns:w10="urn:schemas-microsoft-com:office:word" xmlns:w="http://schemas.openxmlformats.org/wordprocessingml/2006/main" xmlns:w14="http://schemas.microsoft.com/office/word/2010/wordml" xmlns:w15="http://schemas.microsoft.com/office/word/2012/wordml" xmlns:w16cex="http://schemas.microsoft.com/office/word/2018/wordml/cex" xmlns:w16cid="http://schemas.microsoft.com/office/word/2016/wordml/cid" xmlns:w16="http://schemas.microsoft.com/office/word/2018/wordml" xmlns:w16du="http://schemas.microsoft.com/office/word/2023/wordml/word16du" xmlns:w16sdtdh="http://schemas.microsoft.com/office/word/2020/wordml/sdtdatahash" xmlns:w16sdtfl="http://schemas.microsoft.com/office/word/2024/wordml/sdtformatlock" xmlns:w16se="http://schemas.microsoft.com/office/word/2015/wordml/symex" xmlns:wpg="http://schemas.microsoft.com/office/word/2010/wordprocessingGroup" xmlns:wpi="http://schemas.microsoft.com/office/word/2010/wordprocessingInk" xmlns:wne="http://schemas.microsoft.com/office/word/2006/wordml" xmlns:wps="http://schemas.microsoft.com/office/word/2010/wordprocessingShape" mc:Ignorable="w14 w15 w16se w16cid w16 w16cex w16sdtdh w16sdtfl w16du wp14">
+<w:endnotes xmlns:wpc="http://schemas.microsoft.com/office/word/2010/wordprocessingCanvas" xmlns:cx="http://schemas.microsoft.com/office/drawing/2014/chartex" xmlns:mc="http://schemas.openxmlformats.org/markup-compatibility/2006" xmlns:o="urn:schemas-microsoft-com:office:office" xmlns:r="http://schemas.openxmlformats.org/officeDocument/2006/relationships" xmlns:m="http://schemas.openxmlformats.org/officeDocument/2006/math" xmlns:v="urn:schemas-microsoft-com:vml" xmlns:wp14="http://schemas.microsoft.com/office/word/2010/wordprocessingDrawing" xmlns:wp="http://schemas.openxmlformats.org/drawingml/2006/wordprocessingDrawing" xmlns:w10="urn:schemas-microsoft-com:office:word" xmlns:w="http://schemas.openxmlformats.org/wordprocessingml/2006/main" xmlns:w14="http://schemas.microsoft.com/office/word/2010/wordml" xmlns:w15="http://schemas.microsoft.com/office/word/2012/wordml" xmlns:w16se="http://schemas.microsoft.com/office/word/2015/wordml/symex" xmlns:wpg="http://schemas.microsoft.com/office/word/2010/wordprocessingGroup" xmlns:wpi="http://schemas.microsoft.com/office/word/2010/wordprocessingInk" xmlns:wne="http://schemas.microsoft.com/office/word/2006/wordml" xmlns:wps="http://schemas.microsoft.com/office/word/2010/wordprocessingShape" mc:Ignorable="w14 w15 w16se wp14">
   <w:endnote w:type="separator" w:id="-1">
     <w:p>
       <w:pPr>
@@ -13095,7 +12170,7 @@
 </file>
 
 <file path=word/footer1.xml><?xml version="1.0" encoding="utf-8"?>
-<w:ftr xmlns:wpc="http://schemas.microsoft.com/office/word/2010/wordprocessingCanvas" xmlns:cx="http://schemas.microsoft.com/office/drawing/2014/chartex" xmlns:cx1="http://schemas.microsoft.com/office/drawing/2015/9/8/chartex" xmlns:cx2="http://schemas.microsoft.com/office/drawing/2015/10/21/chartex" xmlns:cx3="http://schemas.microsoft.com/office/drawing/2016/5/9/chartex" xmlns:cx4="http://schemas.microsoft.com/office/drawing/2016/5/10/chartex" xmlns:cx5="http://schemas.microsoft.com/office/drawing/2016/5/11/chartex" xmlns:cx6="http://schemas.microsoft.com/office/drawing/2016/5/12/chartex" xmlns:cx7="http://schemas.microsoft.com/office/drawing/2016/5/13/chartex" xmlns:cx8="http://schemas.microsoft.com/office/drawing/2016/5/14/chartex" xmlns:mc="http://schemas.openxmlformats.org/markup-compatibility/2006" xmlns:aink="http://schemas.microsoft.com/office/drawing/2016/ink" xmlns:am3d="http://schemas.microsoft.com/office/drawing/2017/model3d" xmlns:o="urn:schemas-microsoft-com:office:office" xmlns:oel="http://schemas.microsoft.com/office/2019/extlst" xmlns:r="http://schemas.openxmlformats.org/officeDocument/2006/relationships" xmlns:m="http://schemas.openxmlformats.org/officeDocument/2006/math" xmlns:v="urn:schemas-microsoft-com:vml" xmlns:wp14="http://schemas.microsoft.com/office/word/2010/wordprocessingDrawing" xmlns:wp="http://schemas.openxmlformats.org/drawingml/2006/wordprocessingDrawing" xmlns:w10="urn:schemas-microsoft-com:office:word" xmlns:w="http://schemas.openxmlformats.org/wordprocessingml/2006/main" xmlns:w14="http://schemas.microsoft.com/office/word/2010/wordml" xmlns:w15="http://schemas.microsoft.com/office/word/2012/wordml" xmlns:w16cex="http://schemas.microsoft.com/office/word/2018/wordml/cex" xmlns:w16cid="http://schemas.microsoft.com/office/word/2016/wordml/cid" xmlns:w16="http://schemas.microsoft.com/office/word/2018/wordml" xmlns:w16du="http://schemas.microsoft.com/office/word/2023/wordml/word16du" xmlns:w16sdtdh="http://schemas.microsoft.com/office/word/2020/wordml/sdtdatahash" xmlns:w16sdtfl="http://schemas.microsoft.com/office/word/2024/wordml/sdtformatlock" xmlns:w16se="http://schemas.microsoft.com/office/word/2015/wordml/symex" xmlns:wpg="http://schemas.microsoft.com/office/word/2010/wordprocessingGroup" xmlns:wpi="http://schemas.microsoft.com/office/word/2010/wordprocessingInk" xmlns:wne="http://schemas.microsoft.com/office/word/2006/wordml" xmlns:wps="http://schemas.microsoft.com/office/word/2010/wordprocessingShape" mc:Ignorable="w14 w15 w16se w16cid w16 w16cex w16sdtdh w16sdtfl w16du wp14">
+<w:ftr xmlns:wpc="http://schemas.microsoft.com/office/word/2010/wordprocessingCanvas" xmlns:cx="http://schemas.microsoft.com/office/drawing/2014/chartex" xmlns:mc="http://schemas.openxmlformats.org/markup-compatibility/2006" xmlns:o="urn:schemas-microsoft-com:office:office" xmlns:r="http://schemas.openxmlformats.org/officeDocument/2006/relationships" xmlns:m="http://schemas.openxmlformats.org/officeDocument/2006/math" xmlns:v="urn:schemas-microsoft-com:vml" xmlns:wp14="http://schemas.microsoft.com/office/word/2010/wordprocessingDrawing" xmlns:wp="http://schemas.openxmlformats.org/drawingml/2006/wordprocessingDrawing" xmlns:w10="urn:schemas-microsoft-com:office:word" xmlns:w="http://schemas.openxmlformats.org/wordprocessingml/2006/main" xmlns:w14="http://schemas.microsoft.com/office/word/2010/wordml" xmlns:w15="http://schemas.microsoft.com/office/word/2012/wordml" xmlns:w16se="http://schemas.microsoft.com/office/word/2015/wordml/symex" xmlns:wpg="http://schemas.microsoft.com/office/word/2010/wordprocessingGroup" xmlns:wpi="http://schemas.microsoft.com/office/word/2010/wordprocessingInk" xmlns:wne="http://schemas.microsoft.com/office/word/2006/wordml" xmlns:wps="http://schemas.microsoft.com/office/word/2010/wordprocessingShape" mc:Ignorable="w14 w15 w16se wp14">
   <w:p>
     <w:pPr>
       <w:spacing w:after="0"/>
@@ -13147,7 +12222,7 @@
 </file>
 
 <file path=word/footer2.xml><?xml version="1.0" encoding="utf-8"?>
-<w:ftr xmlns:wpc="http://schemas.microsoft.com/office/word/2010/wordprocessingCanvas" xmlns:cx="http://schemas.microsoft.com/office/drawing/2014/chartex" xmlns:cx1="http://schemas.microsoft.com/office/drawing/2015/9/8/chartex" xmlns:cx2="http://schemas.microsoft.com/office/drawing/2015/10/21/chartex" xmlns:cx3="http://schemas.microsoft.com/office/drawing/2016/5/9/chartex" xmlns:cx4="http://schemas.microsoft.com/office/drawing/2016/5/10/chartex" xmlns:cx5="http://schemas.microsoft.com/office/drawing/2016/5/11/chartex" xmlns:cx6="http://schemas.microsoft.com/office/drawing/2016/5/12/chartex" xmlns:cx7="http://schemas.microsoft.com/office/drawing/2016/5/13/chartex" xmlns:cx8="http://schemas.microsoft.com/office/drawing/2016/5/14/chartex" xmlns:mc="http://schemas.openxmlformats.org/markup-compatibility/2006" xmlns:aink="http://schemas.microsoft.com/office/drawing/2016/ink" xmlns:am3d="http://schemas.microsoft.com/office/drawing/2017/model3d" xmlns:o="urn:schemas-microsoft-com:office:office" xmlns:oel="http://schemas.microsoft.com/office/2019/extlst" xmlns:r="http://schemas.openxmlformats.org/officeDocument/2006/relationships" xmlns:m="http://schemas.openxmlformats.org/officeDocument/2006/math" xmlns:v="urn:schemas-microsoft-com:vml" xmlns:wp14="http://schemas.microsoft.com/office/word/2010/wordprocessingDrawing" xmlns:wp="http://schemas.openxmlformats.org/drawingml/2006/wordprocessingDrawing" xmlns:w10="urn:schemas-microsoft-com:office:word" xmlns:w="http://schemas.openxmlformats.org/wordprocessingml/2006/main" xmlns:w14="http://schemas.microsoft.com/office/word/2010/wordml" xmlns:w15="http://schemas.microsoft.com/office/word/2012/wordml" xmlns:w16cex="http://schemas.microsoft.com/office/word/2018/wordml/cex" xmlns:w16cid="http://schemas.microsoft.com/office/word/2016/wordml/cid" xmlns:w16="http://schemas.microsoft.com/office/word/2018/wordml" xmlns:w16du="http://schemas.microsoft.com/office/word/2023/wordml/word16du" xmlns:w16sdtdh="http://schemas.microsoft.com/office/word/2020/wordml/sdtdatahash" xmlns:w16sdtfl="http://schemas.microsoft.com/office/word/2024/wordml/sdtformatlock" xmlns:w16se="http://schemas.microsoft.com/office/word/2015/wordml/symex" xmlns:wpg="http://schemas.microsoft.com/office/word/2010/wordprocessingGroup" xmlns:wpi="http://schemas.microsoft.com/office/word/2010/wordprocessingInk" xmlns:wne="http://schemas.microsoft.com/office/word/2006/wordml" xmlns:wps="http://schemas.microsoft.com/office/word/2010/wordprocessingShape" mc:Ignorable="w14 w15 w16se w16cid w16 w16cex w16sdtdh w16sdtfl w16du wp14">
+<w:ftr xmlns:wpc="http://schemas.microsoft.com/office/word/2010/wordprocessingCanvas" xmlns:cx="http://schemas.microsoft.com/office/drawing/2014/chartex" xmlns:mc="http://schemas.openxmlformats.org/markup-compatibility/2006" xmlns:o="urn:schemas-microsoft-com:office:office" xmlns:r="http://schemas.openxmlformats.org/officeDocument/2006/relationships" xmlns:m="http://schemas.openxmlformats.org/officeDocument/2006/math" xmlns:v="urn:schemas-microsoft-com:vml" xmlns:wp14="http://schemas.microsoft.com/office/word/2010/wordprocessingDrawing" xmlns:wp="http://schemas.openxmlformats.org/drawingml/2006/wordprocessingDrawing" xmlns:w10="urn:schemas-microsoft-com:office:word" xmlns:w="http://schemas.openxmlformats.org/wordprocessingml/2006/main" xmlns:w14="http://schemas.microsoft.com/office/word/2010/wordml" xmlns:w15="http://schemas.microsoft.com/office/word/2012/wordml" xmlns:w16se="http://schemas.microsoft.com/office/word/2015/wordml/symex" xmlns:wpg="http://schemas.microsoft.com/office/word/2010/wordprocessingGroup" xmlns:wpi="http://schemas.microsoft.com/office/word/2010/wordprocessingInk" xmlns:wne="http://schemas.microsoft.com/office/word/2006/wordml" xmlns:wps="http://schemas.microsoft.com/office/word/2010/wordprocessingShape" mc:Ignorable="w14 w15 w16se wp14">
   <w:p>
     <w:pPr>
       <w:spacing w:after="0"/>
@@ -13166,6 +12241,7 @@
     <w:r>
       <w:rPr>
         <w:rFonts w:ascii="Times New Roman" w:eastAsia="Times New Roman" w:hAnsi="Times New Roman" w:cs="Times New Roman"/>
+        <w:noProof/>
         <w:sz w:val="28"/>
       </w:rPr>
       <w:t>2</w:t>
@@ -13199,13 +12275,13 @@
 </file>
 
 <file path=word/footer3.xml><?xml version="1.0" encoding="utf-8"?>
-<w:ftr xmlns:wpc="http://schemas.microsoft.com/office/word/2010/wordprocessingCanvas" xmlns:cx="http://schemas.microsoft.com/office/drawing/2014/chartex" xmlns:cx1="http://schemas.microsoft.com/office/drawing/2015/9/8/chartex" xmlns:cx2="http://schemas.microsoft.com/office/drawing/2015/10/21/chartex" xmlns:cx3="http://schemas.microsoft.com/office/drawing/2016/5/9/chartex" xmlns:cx4="http://schemas.microsoft.com/office/drawing/2016/5/10/chartex" xmlns:cx5="http://schemas.microsoft.com/office/drawing/2016/5/11/chartex" xmlns:cx6="http://schemas.microsoft.com/office/drawing/2016/5/12/chartex" xmlns:cx7="http://schemas.microsoft.com/office/drawing/2016/5/13/chartex" xmlns:cx8="http://schemas.microsoft.com/office/drawing/2016/5/14/chartex" xmlns:mc="http://schemas.openxmlformats.org/markup-compatibility/2006" xmlns:aink="http://schemas.microsoft.com/office/drawing/2016/ink" xmlns:am3d="http://schemas.microsoft.com/office/drawing/2017/model3d" xmlns:o="urn:schemas-microsoft-com:office:office" xmlns:oel="http://schemas.microsoft.com/office/2019/extlst" xmlns:r="http://schemas.openxmlformats.org/officeDocument/2006/relationships" xmlns:m="http://schemas.openxmlformats.org/officeDocument/2006/math" xmlns:v="urn:schemas-microsoft-com:vml" xmlns:wp14="http://schemas.microsoft.com/office/word/2010/wordprocessingDrawing" xmlns:wp="http://schemas.openxmlformats.org/drawingml/2006/wordprocessingDrawing" xmlns:w10="urn:schemas-microsoft-com:office:word" xmlns:w="http://schemas.openxmlformats.org/wordprocessingml/2006/main" xmlns:w14="http://schemas.microsoft.com/office/word/2010/wordml" xmlns:w15="http://schemas.microsoft.com/office/word/2012/wordml" xmlns:w16cex="http://schemas.microsoft.com/office/word/2018/wordml/cex" xmlns:w16cid="http://schemas.microsoft.com/office/word/2016/wordml/cid" xmlns:w16="http://schemas.microsoft.com/office/word/2018/wordml" xmlns:w16du="http://schemas.microsoft.com/office/word/2023/wordml/word16du" xmlns:w16sdtdh="http://schemas.microsoft.com/office/word/2020/wordml/sdtdatahash" xmlns:w16sdtfl="http://schemas.microsoft.com/office/word/2024/wordml/sdtformatlock" xmlns:w16se="http://schemas.microsoft.com/office/word/2015/wordml/symex" xmlns:wpg="http://schemas.microsoft.com/office/word/2010/wordprocessingGroup" xmlns:wpi="http://schemas.microsoft.com/office/word/2010/wordprocessingInk" xmlns:wne="http://schemas.microsoft.com/office/word/2006/wordml" xmlns:wps="http://schemas.microsoft.com/office/word/2010/wordprocessingShape" mc:Ignorable="w14 w15 w16se w16cid w16 w16cex w16sdtdh w16sdtfl w16du wp14">
+<w:ftr xmlns:wpc="http://schemas.microsoft.com/office/word/2010/wordprocessingCanvas" xmlns:cx="http://schemas.microsoft.com/office/drawing/2014/chartex" xmlns:mc="http://schemas.openxmlformats.org/markup-compatibility/2006" xmlns:o="urn:schemas-microsoft-com:office:office" xmlns:r="http://schemas.openxmlformats.org/officeDocument/2006/relationships" xmlns:m="http://schemas.openxmlformats.org/officeDocument/2006/math" xmlns:v="urn:schemas-microsoft-com:vml" xmlns:wp14="http://schemas.microsoft.com/office/word/2010/wordprocessingDrawing" xmlns:wp="http://schemas.openxmlformats.org/drawingml/2006/wordprocessingDrawing" xmlns:w10="urn:schemas-microsoft-com:office:word" xmlns:w="http://schemas.openxmlformats.org/wordprocessingml/2006/main" xmlns:w14="http://schemas.microsoft.com/office/word/2010/wordml" xmlns:w15="http://schemas.microsoft.com/office/word/2012/wordml" xmlns:w16se="http://schemas.microsoft.com/office/word/2015/wordml/symex" xmlns:wpg="http://schemas.microsoft.com/office/word/2010/wordprocessingGroup" xmlns:wpi="http://schemas.microsoft.com/office/word/2010/wordprocessingInk" xmlns:wne="http://schemas.microsoft.com/office/word/2006/wordml" xmlns:wps="http://schemas.microsoft.com/office/word/2010/wordprocessingShape" mc:Ignorable="w14 w15 w16se wp14">
   <w:p/>
 </w:ftr>
 </file>
 
 <file path=word/footnotes.xml><?xml version="1.0" encoding="utf-8"?>
-<w:footnotes xmlns:wpc="http://schemas.microsoft.com/office/word/2010/wordprocessingCanvas" xmlns:cx="http://schemas.microsoft.com/office/drawing/2014/chartex" xmlns:cx1="http://schemas.microsoft.com/office/drawing/2015/9/8/chartex" xmlns:cx2="http://schemas.microsoft.com/office/drawing/2015/10/21/chartex" xmlns:cx3="http://schemas.microsoft.com/office/drawing/2016/5/9/chartex" xmlns:cx4="http://schemas.microsoft.com/office/drawing/2016/5/10/chartex" xmlns:cx5="http://schemas.microsoft.com/office/drawing/2016/5/11/chartex" xmlns:cx6="http://schemas.microsoft.com/office/drawing/2016/5/12/chartex" xmlns:cx7="http://schemas.microsoft.com/office/drawing/2016/5/13/chartex" xmlns:cx8="http://schemas.microsoft.com/office/drawing/2016/5/14/chartex" xmlns:mc="http://schemas.openxmlformats.org/markup-compatibility/2006" xmlns:aink="http://schemas.microsoft.com/office/drawing/2016/ink" xmlns:am3d="http://schemas.microsoft.com/office/drawing/2017/model3d" xmlns:o="urn:schemas-microsoft-com:office:office" xmlns:oel="http://schemas.microsoft.com/office/2019/extlst" xmlns:r="http://schemas.openxmlformats.org/officeDocument/2006/relationships" xmlns:m="http://schemas.openxmlformats.org/officeDocument/2006/math" xmlns:v="urn:schemas-microsoft-com:vml" xmlns:wp14="http://schemas.microsoft.com/office/word/2010/wordprocessingDrawing" xmlns:wp="http://schemas.openxmlformats.org/drawingml/2006/wordprocessingDrawing" xmlns:w10="urn:schemas-microsoft-com:office:word" xmlns:w="http://schemas.openxmlformats.org/wordprocessingml/2006/main" xmlns:w14="http://schemas.microsoft.com/office/word/2010/wordml" xmlns:w15="http://schemas.microsoft.com/office/word/2012/wordml" xmlns:w16cex="http://schemas.microsoft.com/office/word/2018/wordml/cex" xmlns:w16cid="http://schemas.microsoft.com/office/word/2016/wordml/cid" xmlns:w16="http://schemas.microsoft.com/office/word/2018/wordml" xmlns:w16du="http://schemas.microsoft.com/office/word/2023/wordml/word16du" xmlns:w16sdtdh="http://schemas.microsoft.com/office/word/2020/wordml/sdtdatahash" xmlns:w16sdtfl="http://schemas.microsoft.com/office/word/2024/wordml/sdtformatlock" xmlns:w16se="http://schemas.microsoft.com/office/word/2015/wordml/symex" xmlns:wpg="http://schemas.microsoft.com/office/word/2010/wordprocessingGroup" xmlns:wpi="http://schemas.microsoft.com/office/word/2010/wordprocessingInk" xmlns:wne="http://schemas.microsoft.com/office/word/2006/wordml" xmlns:wps="http://schemas.microsoft.com/office/word/2010/wordprocessingShape" mc:Ignorable="w14 w15 w16se w16cid w16 w16cex w16sdtdh w16sdtfl w16du wp14">
+<w:footnotes xmlns:wpc="http://schemas.microsoft.com/office/word/2010/wordprocessingCanvas" xmlns:cx="http://schemas.microsoft.com/office/drawing/2014/chartex" xmlns:mc="http://schemas.openxmlformats.org/markup-compatibility/2006" xmlns:o="urn:schemas-microsoft-com:office:office" xmlns:r="http://schemas.openxmlformats.org/officeDocument/2006/relationships" xmlns:m="http://schemas.openxmlformats.org/officeDocument/2006/math" xmlns:v="urn:schemas-microsoft-com:vml" xmlns:wp14="http://schemas.microsoft.com/office/word/2010/wordprocessingDrawing" xmlns:wp="http://schemas.openxmlformats.org/drawingml/2006/wordprocessingDrawing" xmlns:w10="urn:schemas-microsoft-com:office:word" xmlns:w="http://schemas.openxmlformats.org/wordprocessingml/2006/main" xmlns:w14="http://schemas.microsoft.com/office/word/2010/wordml" xmlns:w15="http://schemas.microsoft.com/office/word/2012/wordml" xmlns:w16se="http://schemas.microsoft.com/office/word/2015/wordml/symex" xmlns:wpg="http://schemas.microsoft.com/office/word/2010/wordprocessingGroup" xmlns:wpi="http://schemas.microsoft.com/office/word/2010/wordprocessingInk" xmlns:wne="http://schemas.microsoft.com/office/word/2006/wordml" xmlns:wps="http://schemas.microsoft.com/office/word/2010/wordprocessingShape" mc:Ignorable="w14 w15 w16se wp14">
   <w:footnote w:type="separator" w:id="-1">
     <w:p>
       <w:pPr>
@@ -13230,7 +12306,7 @@
 </file>
 
 <file path=word/numbering.xml><?xml version="1.0" encoding="utf-8"?>
-<w:numbering xmlns:wpc="http://schemas.microsoft.com/office/word/2010/wordprocessingCanvas" xmlns:cx="http://schemas.microsoft.com/office/drawing/2014/chartex" xmlns:cx1="http://schemas.microsoft.com/office/drawing/2015/9/8/chartex" xmlns:cx2="http://schemas.microsoft.com/office/drawing/2015/10/21/chartex" xmlns:cx3="http://schemas.microsoft.com/office/drawing/2016/5/9/chartex" xmlns:cx4="http://schemas.microsoft.com/office/drawing/2016/5/10/chartex" xmlns:cx5="http://schemas.microsoft.com/office/drawing/2016/5/11/chartex" xmlns:cx6="http://schemas.microsoft.com/office/drawing/2016/5/12/chartex" xmlns:cx7="http://schemas.microsoft.com/office/drawing/2016/5/13/chartex" xmlns:cx8="http://schemas.microsoft.com/office/drawing/2016/5/14/chartex" xmlns:mc="http://schemas.openxmlformats.org/markup-compatibility/2006" xmlns:aink="http://schemas.microsoft.com/office/drawing/2016/ink" xmlns:am3d="http://schemas.microsoft.com/office/drawing/2017/model3d" xmlns:o="urn:schemas-microsoft-com:office:office" xmlns:oel="http://schemas.microsoft.com/office/2019/extlst" xmlns:r="http://schemas.openxmlformats.org/officeDocument/2006/relationships" xmlns:m="http://schemas.openxmlformats.org/officeDocument/2006/math" xmlns:v="urn:schemas-microsoft-com:vml" xmlns:wp14="http://schemas.microsoft.com/office/word/2010/wordprocessingDrawing" xmlns:wp="http://schemas.openxmlformats.org/drawingml/2006/wordprocessingDrawing" xmlns:w10="urn:schemas-microsoft-com:office:word" xmlns:w="http://schemas.openxmlformats.org/wordprocessingml/2006/main" xmlns:w14="http://schemas.microsoft.com/office/word/2010/wordml" xmlns:w15="http://schemas.microsoft.com/office/word/2012/wordml" xmlns:w16cex="http://schemas.microsoft.com/office/word/2018/wordml/cex" xmlns:w16cid="http://schemas.microsoft.com/office/word/2016/wordml/cid" xmlns:w16="http://schemas.microsoft.com/office/word/2018/wordml" xmlns:w16du="http://schemas.microsoft.com/office/word/2023/wordml/word16du" xmlns:w16sdtdh="http://schemas.microsoft.com/office/word/2020/wordml/sdtdatahash" xmlns:w16sdtfl="http://schemas.microsoft.com/office/word/2024/wordml/sdtformatlock" xmlns:w16se="http://schemas.microsoft.com/office/word/2015/wordml/symex" xmlns:wpg="http://schemas.microsoft.com/office/word/2010/wordprocessingGroup" xmlns:wpi="http://schemas.microsoft.com/office/word/2010/wordprocessingInk" xmlns:wne="http://schemas.microsoft.com/office/word/2006/wordml" xmlns:wps="http://schemas.microsoft.com/office/word/2010/wordprocessingShape" mc:Ignorable="w14 w15 w16se w16cid w16 w16cex w16sdtdh w16sdtfl w16du wp14">
+<w:numbering xmlns:wpc="http://schemas.microsoft.com/office/word/2010/wordprocessingCanvas" xmlns:cx="http://schemas.microsoft.com/office/drawing/2014/chartex" xmlns:mc="http://schemas.openxmlformats.org/markup-compatibility/2006" xmlns:o="urn:schemas-microsoft-com:office:office" xmlns:r="http://schemas.openxmlformats.org/officeDocument/2006/relationships" xmlns:m="http://schemas.openxmlformats.org/officeDocument/2006/math" xmlns:v="urn:schemas-microsoft-com:vml" xmlns:wp14="http://schemas.microsoft.com/office/word/2010/wordprocessingDrawing" xmlns:wp="http://schemas.openxmlformats.org/drawingml/2006/wordprocessingDrawing" xmlns:w10="urn:schemas-microsoft-com:office:word" xmlns:w="http://schemas.openxmlformats.org/wordprocessingml/2006/main" xmlns:w14="http://schemas.microsoft.com/office/word/2010/wordml" xmlns:w15="http://schemas.microsoft.com/office/word/2012/wordml" xmlns:w16se="http://schemas.microsoft.com/office/word/2015/wordml/symex" xmlns:wpg="http://schemas.microsoft.com/office/word/2010/wordprocessingGroup" xmlns:wpi="http://schemas.microsoft.com/office/word/2010/wordprocessingInk" xmlns:wne="http://schemas.microsoft.com/office/word/2006/wordml" xmlns:wps="http://schemas.microsoft.com/office/word/2010/wordprocessingShape" mc:Ignorable="w14 w15 w16se wp14">
   <w:abstractNum w:abstractNumId="0" w15:restartNumberingAfterBreak="0">
     <w:nsid w:val="22EB4096"/>
     <w:multiLevelType w:val="hybridMultilevel"/>
@@ -13655,17 +12731,109 @@
       </w:rPr>
     </w:lvl>
   </w:abstractNum>
-  <w:num w:numId="1" w16cid:durableId="141164903">
+  <w:abstractNum w:abstractNumId="2" w15:restartNumberingAfterBreak="0">
+    <w:nsid w:val="76DF26FF"/>
+    <w:multiLevelType w:val="hybridMultilevel"/>
+    <w:tmpl w:val="BD108F84"/>
+    <w:lvl w:ilvl="0" w:tplc="0409000F">
+      <w:start w:val="1"/>
+      <w:numFmt w:val="decimal"/>
+      <w:lvlText w:val="%1."/>
+      <w:lvlJc w:val="left"/>
+      <w:pPr>
+        <w:ind w:left="720" w:hanging="360"/>
+      </w:pPr>
+      <w:rPr>
+        <w:rFonts w:hint="default"/>
+      </w:rPr>
+    </w:lvl>
+    <w:lvl w:ilvl="1" w:tplc="04090019" w:tentative="1">
+      <w:start w:val="1"/>
+      <w:numFmt w:val="lowerLetter"/>
+      <w:lvlText w:val="%2."/>
+      <w:lvlJc w:val="left"/>
+      <w:pPr>
+        <w:ind w:left="1440" w:hanging="360"/>
+      </w:pPr>
+    </w:lvl>
+    <w:lvl w:ilvl="2" w:tplc="0409001B" w:tentative="1">
+      <w:start w:val="1"/>
+      <w:numFmt w:val="lowerRoman"/>
+      <w:lvlText w:val="%3."/>
+      <w:lvlJc w:val="right"/>
+      <w:pPr>
+        <w:ind w:left="2160" w:hanging="180"/>
+      </w:pPr>
+    </w:lvl>
+    <w:lvl w:ilvl="3" w:tplc="0409000F" w:tentative="1">
+      <w:start w:val="1"/>
+      <w:numFmt w:val="decimal"/>
+      <w:lvlText w:val="%4."/>
+      <w:lvlJc w:val="left"/>
+      <w:pPr>
+        <w:ind w:left="2880" w:hanging="360"/>
+      </w:pPr>
+    </w:lvl>
+    <w:lvl w:ilvl="4" w:tplc="04090019" w:tentative="1">
+      <w:start w:val="1"/>
+      <w:numFmt w:val="lowerLetter"/>
+      <w:lvlText w:val="%5."/>
+      <w:lvlJc w:val="left"/>
+      <w:pPr>
+        <w:ind w:left="3600" w:hanging="360"/>
+      </w:pPr>
+    </w:lvl>
+    <w:lvl w:ilvl="5" w:tplc="0409001B" w:tentative="1">
+      <w:start w:val="1"/>
+      <w:numFmt w:val="lowerRoman"/>
+      <w:lvlText w:val="%6."/>
+      <w:lvlJc w:val="right"/>
+      <w:pPr>
+        <w:ind w:left="4320" w:hanging="180"/>
+      </w:pPr>
+    </w:lvl>
+    <w:lvl w:ilvl="6" w:tplc="0409000F" w:tentative="1">
+      <w:start w:val="1"/>
+      <w:numFmt w:val="decimal"/>
+      <w:lvlText w:val="%7."/>
+      <w:lvlJc w:val="left"/>
+      <w:pPr>
+        <w:ind w:left="5040" w:hanging="360"/>
+      </w:pPr>
+    </w:lvl>
+    <w:lvl w:ilvl="7" w:tplc="04090019" w:tentative="1">
+      <w:start w:val="1"/>
+      <w:numFmt w:val="lowerLetter"/>
+      <w:lvlText w:val="%8."/>
+      <w:lvlJc w:val="left"/>
+      <w:pPr>
+        <w:ind w:left="5760" w:hanging="360"/>
+      </w:pPr>
+    </w:lvl>
+    <w:lvl w:ilvl="8" w:tplc="0409001B" w:tentative="1">
+      <w:start w:val="1"/>
+      <w:numFmt w:val="lowerRoman"/>
+      <w:lvlText w:val="%9."/>
+      <w:lvlJc w:val="right"/>
+      <w:pPr>
+        <w:ind w:left="6480" w:hanging="180"/>
+      </w:pPr>
+    </w:lvl>
+  </w:abstractNum>
+  <w:num w:numId="1">
     <w:abstractNumId w:val="0"/>
   </w:num>
-  <w:num w:numId="2" w16cid:durableId="445005923">
+  <w:num w:numId="2">
     <w:abstractNumId w:val="1"/>
+  </w:num>
+  <w:num w:numId="3">
+    <w:abstractNumId w:val="2"/>
   </w:num>
 </w:numbering>
 </file>
 
 <file path=word/styles.xml><?xml version="1.0" encoding="utf-8"?>
-<w:styles xmlns:mc="http://schemas.openxmlformats.org/markup-compatibility/2006" xmlns:r="http://schemas.openxmlformats.org/officeDocument/2006/relationships" xmlns:w="http://schemas.openxmlformats.org/wordprocessingml/2006/main" xmlns:w14="http://schemas.microsoft.com/office/word/2010/wordml" xmlns:w15="http://schemas.microsoft.com/office/word/2012/wordml" xmlns:w16cex="http://schemas.microsoft.com/office/word/2018/wordml/cex" xmlns:w16cid="http://schemas.microsoft.com/office/word/2016/wordml/cid" xmlns:w16="http://schemas.microsoft.com/office/word/2018/wordml" xmlns:w16du="http://schemas.microsoft.com/office/word/2023/wordml/word16du" xmlns:w16sdtdh="http://schemas.microsoft.com/office/word/2020/wordml/sdtdatahash" xmlns:w16sdtfl="http://schemas.microsoft.com/office/word/2024/wordml/sdtformatlock" xmlns:w16se="http://schemas.microsoft.com/office/word/2015/wordml/symex" mc:Ignorable="w14 w15 w16se w16cid w16 w16cex w16sdtdh w16sdtfl w16du">
+<w:styles xmlns:mc="http://schemas.openxmlformats.org/markup-compatibility/2006" xmlns:r="http://schemas.openxmlformats.org/officeDocument/2006/relationships" xmlns:w="http://schemas.openxmlformats.org/wordprocessingml/2006/main" xmlns:w14="http://schemas.microsoft.com/office/word/2010/wordml" xmlns:w15="http://schemas.microsoft.com/office/word/2012/wordml" xmlns:w16se="http://schemas.microsoft.com/office/word/2015/wordml/symex" mc:Ignorable="w14 w15 w16se">
   <w:docDefaults>
     <w:rPrDefault>
       <w:rPr>
@@ -13683,7 +12851,7 @@
       </w:pPr>
     </w:pPrDefault>
   </w:docDefaults>
-  <w:latentStyles w:defLockedState="0" w:defUIPriority="99" w:defSemiHidden="0" w:defUnhideWhenUsed="0" w:defQFormat="0" w:count="376">
+  <w:latentStyles w:defLockedState="0" w:defUIPriority="99" w:defSemiHidden="0" w:defUnhideWhenUsed="0" w:defQFormat="0" w:count="371">
     <w:lsdException w:name="Normal" w:uiPriority="0" w:qFormat="1"/>
     <w:lsdException w:name="heading 1" w:uiPriority="9" w:qFormat="1"/>
     <w:lsdException w:name="heading 2" w:semiHidden="1" w:uiPriority="9" w:unhideWhenUsed="1" w:qFormat="1"/>
@@ -14055,11 +13223,6 @@
     <w:lsdException w:name="List Table 5 Dark Accent 6" w:uiPriority="50"/>
     <w:lsdException w:name="List Table 6 Colorful Accent 6" w:uiPriority="51"/>
     <w:lsdException w:name="List Table 7 Colorful Accent 6" w:uiPriority="52"/>
-    <w:lsdException w:name="Mention" w:semiHidden="1" w:unhideWhenUsed="1"/>
-    <w:lsdException w:name="Smart Hyperlink" w:semiHidden="1" w:unhideWhenUsed="1"/>
-    <w:lsdException w:name="Hashtag" w:semiHidden="1" w:unhideWhenUsed="1"/>
-    <w:lsdException w:name="Unresolved Mention" w:semiHidden="1" w:unhideWhenUsed="1"/>
-    <w:lsdException w:name="Smart Link" w:semiHidden="1" w:unhideWhenUsed="1"/>
   </w:latentStyles>
   <w:style w:type="paragraph" w:default="1" w:styleId="a">
     <w:name w:val="Normal"/>
@@ -14161,6 +13324,17 @@
       <w:sz w:val="24"/>
       <w14:ligatures w14:val="none"/>
     </w:rPr>
+  </w:style>
+  <w:style w:type="paragraph" w:styleId="a4">
+    <w:name w:val="List Paragraph"/>
+    <w:basedOn w:val="a"/>
+    <w:uiPriority w:val="34"/>
+    <w:qFormat/>
+    <w:rsid w:val="00864441"/>
+    <w:pPr>
+      <w:ind w:left="720"/>
+      <w:contextualSpacing/>
+    </w:pPr>
   </w:style>
 </w:styles>
 </file>

--- a/учеба/мл (проект)/дз_1-2_алгосы(мл).docx
+++ b/учеба/мл (проект)/дз_1-2_алгосы(мл).docx
@@ -357,111 +357,6 @@
         <w:spacing w:after="94"/>
         <w:ind w:left="8993"/>
       </w:pPr>
-      <w:r>
-        <w:rPr>
-          <w:noProof/>
-        </w:rPr>
-        <mc:AlternateContent>
-          <mc:Choice Requires="wpg">
-            <w:drawing>
-              <wp:inline distT="0" distB="0" distL="0" distR="0" wp14:anchorId="5666AF98" wp14:editId="3C6B2F1D">
-                <wp:extent cx="17907" cy="18034"/>
-                <wp:effectExtent l="0" t="0" r="0" b="0"/>
-                <wp:docPr id="12334" name="Group 12334"/>
-                <wp:cNvGraphicFramePr/>
-                <a:graphic xmlns:a="http://schemas.openxmlformats.org/drawingml/2006/main">
-                  <a:graphicData uri="http://schemas.microsoft.com/office/word/2010/wordprocessingGroup">
-                    <wpg:wgp>
-                      <wpg:cNvGrpSpPr/>
-                      <wpg:grpSpPr>
-                        <a:xfrm>
-                          <a:off x="0" y="0"/>
-                          <a:ext cx="17907" cy="18034"/>
-                          <a:chOff x="0" y="0"/>
-                          <a:chExt cx="17907" cy="18034"/>
-                        </a:xfrm>
-                      </wpg:grpSpPr>
-                      <wps:wsp>
-                        <wps:cNvPr id="81" name="Shape 81"/>
-                        <wps:cNvSpPr/>
-                        <wps:spPr>
-                          <a:xfrm>
-                            <a:off x="0" y="0"/>
-                            <a:ext cx="17907" cy="18034"/>
-                          </a:xfrm>
-                          <a:custGeom>
-                            <a:avLst/>
-                            <a:gdLst/>
-                            <a:ahLst/>
-                            <a:cxnLst/>
-                            <a:rect l="0" t="0" r="0" b="0"/>
-                            <a:pathLst>
-                              <a:path w="17907" h="18034">
-                                <a:moveTo>
-                                  <a:pt x="8890" y="0"/>
-                                </a:moveTo>
-                                <a:cubicBezTo>
-                                  <a:pt x="13970" y="0"/>
-                                  <a:pt x="17907" y="4064"/>
-                                  <a:pt x="17907" y="9017"/>
-                                </a:cubicBezTo>
-                                <a:cubicBezTo>
-                                  <a:pt x="17907" y="13970"/>
-                                  <a:pt x="13970" y="18034"/>
-                                  <a:pt x="8890" y="18034"/>
-                                </a:cubicBezTo>
-                                <a:cubicBezTo>
-                                  <a:pt x="3937" y="18034"/>
-                                  <a:pt x="0" y="13970"/>
-                                  <a:pt x="0" y="9017"/>
-                                </a:cubicBezTo>
-                                <a:cubicBezTo>
-                                  <a:pt x="0" y="4064"/>
-                                  <a:pt x="3937" y="0"/>
-                                  <a:pt x="8890" y="0"/>
-                                </a:cubicBezTo>
-                                <a:close/>
-                              </a:path>
-                            </a:pathLst>
-                          </a:custGeom>
-                          <a:ln w="0" cap="flat">
-                            <a:miter lim="127000"/>
-                          </a:ln>
-                        </wps:spPr>
-                        <wps:style>
-                          <a:lnRef idx="0">
-                            <a:srgbClr val="000000">
-                              <a:alpha val="0"/>
-                            </a:srgbClr>
-                          </a:lnRef>
-                          <a:fillRef idx="1">
-                            <a:srgbClr val="000000"/>
-                          </a:fillRef>
-                          <a:effectRef idx="0">
-                            <a:scrgbClr r="0" g="0" b="0"/>
-                          </a:effectRef>
-                          <a:fontRef idx="none"/>
-                        </wps:style>
-                        <wps:bodyPr/>
-                      </wps:wsp>
-                    </wpg:wgp>
-                  </a:graphicData>
-                </a:graphic>
-              </wp:inline>
-            </w:drawing>
-          </mc:Choice>
-          <mc:Fallback xmlns:a="http://schemas.openxmlformats.org/drawingml/2006/main">
-            <w:pict>
-              <v:group id="Group 12334" style="width:1.40997pt;height:1.41998pt;mso-position-horizontal-relative:char;mso-position-vertical-relative:line" coordsize="179,180">
-                <v:shape id="Shape 81" style="position:absolute;width:179;height:180;left:0;top:0;" coordsize="17907,18034" path="m8890,0c13970,0,17907,4064,17907,9017c17907,13970,13970,18034,8890,18034c3937,18034,0,13970,0,9017c0,4064,3937,0,8890,0x">
-                  <v:stroke weight="0pt" endcap="flat" joinstyle="miter" miterlimit="10" on="false" color="#000000" opacity="0"/>
-                  <v:fill on="true" color="#000000"/>
-                </v:shape>
-              </v:group>
-            </w:pict>
-          </mc:Fallback>
-        </mc:AlternateContent>
-      </w:r>
     </w:p>
     <w:p>
       <w:pPr>
@@ -517,7 +412,23 @@
           <w:b/>
           <w:sz w:val="28"/>
         </w:rPr>
-        <w:t xml:space="preserve">Отчет по дисциплине «Структуры и алгоритмы обработки данных» </w:t>
+        <w:t>Отчет по дисциплине «</w:t>
+      </w:r>
+      <w:r>
+        <w:rPr>
+          <w:rFonts w:ascii="Times New Roman" w:eastAsia="Times New Roman" w:hAnsi="Times New Roman" w:cs="Times New Roman"/>
+          <w:b/>
+          <w:sz w:val="28"/>
+        </w:rPr>
+        <w:t>Машинное обучение</w:t>
+      </w:r>
+      <w:r>
+        <w:rPr>
+          <w:rFonts w:ascii="Times New Roman" w:eastAsia="Times New Roman" w:hAnsi="Times New Roman" w:cs="Times New Roman"/>
+          <w:b/>
+          <w:sz w:val="28"/>
+        </w:rPr>
+        <w:t xml:space="preserve">» </w:t>
       </w:r>
     </w:p>
     <w:p>
@@ -532,7 +443,23 @@
           <w:b/>
           <w:sz w:val="28"/>
         </w:rPr>
-        <w:t xml:space="preserve">по лабораторной работе №4 </w:t>
+        <w:t xml:space="preserve">по </w:t>
+      </w:r>
+      <w:r>
+        <w:rPr>
+          <w:rFonts w:ascii="Times New Roman" w:eastAsia="Times New Roman" w:hAnsi="Times New Roman" w:cs="Times New Roman"/>
+          <w:b/>
+          <w:sz w:val="28"/>
+        </w:rPr>
+        <w:t>домашним работам 1-3</w:t>
+      </w:r>
+      <w:r>
+        <w:rPr>
+          <w:rFonts w:ascii="Times New Roman" w:eastAsia="Times New Roman" w:hAnsi="Times New Roman" w:cs="Times New Roman"/>
+          <w:b/>
+          <w:sz w:val="28"/>
+        </w:rPr>
+        <w:t xml:space="preserve"> </w:t>
       </w:r>
     </w:p>
     <w:p>
@@ -1205,7 +1132,7 @@
           <w:rFonts w:ascii="Times New Roman" w:eastAsia="Times New Roman" w:hAnsi="Times New Roman" w:cs="Times New Roman"/>
           <w:sz w:val="28"/>
         </w:rPr>
-        <w:t>Рассчет параметров дз. 3………………………</w:t>
+        <w:t>Расчет параметров дз. 3………………………</w:t>
       </w:r>
       <w:r>
         <w:rPr>
@@ -2292,6 +2219,7 @@
         <w:rPr>
           <w:bCs/>
           <w:color w:val="auto"/>
+          <w:lang w:val="en-US"/>
         </w:rPr>
       </w:pPr>
       <w:r>
@@ -2306,8 +2234,39 @@
         <w:rPr>
           <w:bCs/>
           <w:color w:val="auto"/>
-        </w:rPr>
-        <w:t xml:space="preserve">("Размер данных:", </w:t>
+          <w:lang w:val="en-US"/>
+        </w:rPr>
+        <w:t>("</w:t>
+      </w:r>
+      <w:r>
+        <w:rPr>
+          <w:bCs/>
+          <w:color w:val="auto"/>
+        </w:rPr>
+        <w:t>Размер</w:t>
+      </w:r>
+      <w:r>
+        <w:rPr>
+          <w:bCs/>
+          <w:color w:val="auto"/>
+          <w:lang w:val="en-US"/>
+        </w:rPr>
+        <w:t xml:space="preserve"> </w:t>
+      </w:r>
+      <w:r>
+        <w:rPr>
+          <w:bCs/>
+          <w:color w:val="auto"/>
+        </w:rPr>
+        <w:t>данных</w:t>
+      </w:r>
+      <w:r>
+        <w:rPr>
+          <w:bCs/>
+          <w:color w:val="auto"/>
+          <w:lang w:val="en-US"/>
+        </w:rPr>
+        <w:t xml:space="preserve">:", </w:t>
       </w:r>
       <w:r>
         <w:rPr>
@@ -2321,6 +2280,7 @@
         <w:rPr>
           <w:bCs/>
           <w:color w:val="auto"/>
+          <w:lang w:val="en-US"/>
         </w:rPr>
         <w:t>.</w:t>
       </w:r>
@@ -2336,6 +2296,7 @@
         <w:rPr>
           <w:bCs/>
           <w:color w:val="auto"/>
+          <w:lang w:val="en-US"/>
         </w:rPr>
         <w:t>)</w:t>
       </w:r>
@@ -2352,6 +2313,7 @@
         <w:rPr>
           <w:bCs/>
           <w:color w:val="auto"/>
+          <w:lang w:val="en-US"/>
         </w:rPr>
         <w:t xml:space="preserve">        </w:t>
       </w:r>
@@ -2823,33 +2785,61 @@
         <w:rPr>
           <w:bCs/>
           <w:color w:val="auto"/>
-          <w:lang w:val="en-US"/>
-        </w:rPr>
-      </w:pPr>
-      <w:r>
-        <w:rPr>
-          <w:bCs/>
-          <w:color w:val="auto"/>
-          <w:lang w:val="en-US"/>
-        </w:rPr>
-        <w:t xml:space="preserve">            "Значит, детектор должен учитывать контекст (mode)."</w:t>
-      </w:r>
-    </w:p>
-    <w:p>
-      <w:pPr>
-        <w:rPr>
-          <w:bCs/>
-          <w:color w:val="auto"/>
-          <w:lang w:val="en-US"/>
-        </w:rPr>
-      </w:pPr>
-      <w:r>
-        <w:rPr>
-          <w:bCs/>
-          <w:color w:val="auto"/>
-          <w:lang w:val="en-US"/>
-        </w:rPr>
-        <w:t xml:space="preserve">        )</w:t>
+        </w:rPr>
+      </w:pPr>
+      <w:r>
+        <w:rPr>
+          <w:bCs/>
+          <w:color w:val="auto"/>
+          <w:lang w:val="en-US"/>
+        </w:rPr>
+        <w:t xml:space="preserve">            </w:t>
+      </w:r>
+      <w:r>
+        <w:rPr>
+          <w:bCs/>
+          <w:color w:val="auto"/>
+        </w:rPr>
+        <w:t>"Значит, детектор должен учитывать контекст (</w:t>
+      </w:r>
+      <w:r>
+        <w:rPr>
+          <w:bCs/>
+          <w:color w:val="auto"/>
+          <w:lang w:val="en-US"/>
+        </w:rPr>
+        <w:t>mode</w:t>
+      </w:r>
+      <w:r>
+        <w:rPr>
+          <w:bCs/>
+          <w:color w:val="auto"/>
+        </w:rPr>
+        <w:t>)."</w:t>
+      </w:r>
+    </w:p>
+    <w:p>
+      <w:pPr>
+        <w:rPr>
+          <w:bCs/>
+          <w:color w:val="auto"/>
+          <w:lang w:val="en-US"/>
+        </w:rPr>
+      </w:pPr>
+      <w:r>
+        <w:rPr>
+          <w:bCs/>
+          <w:color w:val="auto"/>
+        </w:rPr>
+        <w:t xml:space="preserve">        </w:t>
+      </w:r>
+      <w:r>
+        <w:rPr>
+          <w:bCs/>
+          <w:color w:val="auto"/>
+          <w:lang w:val="en-US"/>
+        </w:rPr>
+        <w:t>)</w:t>
       </w:r>
     </w:p>
     <w:p>
@@ -4687,6 +4677,7 @@
         <w:rPr>
           <w:bCs/>
           <w:color w:val="auto"/>
+          <w:lang w:val="en-US"/>
         </w:rPr>
       </w:pPr>
       <w:r>
@@ -4701,6 +4692,7 @@
         <w:rPr>
           <w:bCs/>
           <w:color w:val="auto"/>
+          <w:lang w:val="en-US"/>
         </w:rPr>
         <w:t xml:space="preserve"> </w:t>
       </w:r>
@@ -4716,6 +4708,7 @@
         <w:rPr>
           <w:bCs/>
           <w:color w:val="auto"/>
+          <w:lang w:val="en-US"/>
         </w:rPr>
         <w:t>(</w:t>
       </w:r>
@@ -4731,8 +4724,39 @@
         <w:rPr>
           <w:bCs/>
           <w:color w:val="auto"/>
-        </w:rPr>
-        <w:t>"Неизвестный оператор: {</w:t>
+          <w:lang w:val="en-US"/>
+        </w:rPr>
+        <w:t>"</w:t>
+      </w:r>
+      <w:r>
+        <w:rPr>
+          <w:bCs/>
+          <w:color w:val="auto"/>
+        </w:rPr>
+        <w:t>Неизвестный</w:t>
+      </w:r>
+      <w:r>
+        <w:rPr>
+          <w:bCs/>
+          <w:color w:val="auto"/>
+          <w:lang w:val="en-US"/>
+        </w:rPr>
+        <w:t xml:space="preserve"> </w:t>
+      </w:r>
+      <w:r>
+        <w:rPr>
+          <w:bCs/>
+          <w:color w:val="auto"/>
+        </w:rPr>
+        <w:t>оператор</w:t>
+      </w:r>
+      <w:r>
+        <w:rPr>
+          <w:bCs/>
+          <w:color w:val="auto"/>
+          <w:lang w:val="en-US"/>
+        </w:rPr>
+        <w:t>: {</w:t>
       </w:r>
       <w:r>
         <w:rPr>
@@ -4746,6 +4770,7 @@
         <w:rPr>
           <w:bCs/>
           <w:color w:val="auto"/>
+          <w:lang w:val="en-US"/>
         </w:rPr>
         <w:t>}")</w:t>
       </w:r>
@@ -4762,6 +4787,7 @@
         <w:rPr>
           <w:bCs/>
           <w:color w:val="auto"/>
+          <w:lang w:val="en-US"/>
         </w:rPr>
         <w:t xml:space="preserve">        </w:t>
       </w:r>
@@ -8509,7 +8535,6 @@
         <w:rPr>
           <w:bCs/>
           <w:color w:val="auto"/>
-          <w:lang w:val="en-US"/>
         </w:rPr>
       </w:pPr>
       <w:r>
@@ -8524,7 +8549,6 @@
         <w:rPr>
           <w:bCs/>
           <w:color w:val="auto"/>
-          <w:lang w:val="en-US"/>
         </w:rPr>
         <w:t>("\</w:t>
       </w:r>
@@ -8540,7 +8564,6 @@
         <w:rPr>
           <w:bCs/>
           <w:color w:val="auto"/>
-          <w:lang w:val="en-US"/>
         </w:rPr>
         <w:t>" + "=" * 60)</w:t>
       </w:r>
@@ -8550,14 +8573,12 @@
         <w:rPr>
           <w:bCs/>
           <w:color w:val="auto"/>
-          <w:lang w:val="en-US"/>
-        </w:rPr>
-      </w:pPr>
-      <w:r>
-        <w:rPr>
-          <w:bCs/>
-          <w:color w:val="auto"/>
-          <w:lang w:val="en-US"/>
+        </w:rPr>
+      </w:pPr>
+      <w:r>
+        <w:rPr>
+          <w:bCs/>
+          <w:color w:val="auto"/>
         </w:rPr>
         <w:t xml:space="preserve">        </w:t>
       </w:r>
@@ -8573,7 +8594,6 @@
         <w:rPr>
           <w:bCs/>
           <w:color w:val="auto"/>
-          <w:lang w:val="en-US"/>
         </w:rPr>
         <w:t xml:space="preserve">("5. </w:t>
       </w:r>
@@ -8588,7 +8608,6 @@
         <w:rPr>
           <w:bCs/>
           <w:color w:val="auto"/>
-          <w:lang w:val="en-US"/>
         </w:rPr>
         <w:t xml:space="preserve"> </w:t>
       </w:r>
@@ -8603,7 +8622,6 @@
         <w:rPr>
           <w:bCs/>
           <w:color w:val="auto"/>
-          <w:lang w:val="en-US"/>
         </w:rPr>
         <w:t xml:space="preserve"> </w:t>
       </w:r>
@@ -8618,7 +8636,6 @@
         <w:rPr>
           <w:bCs/>
           <w:color w:val="auto"/>
-          <w:lang w:val="en-US"/>
         </w:rPr>
         <w:t>")</w:t>
       </w:r>
@@ -8635,7 +8652,6 @@
         <w:rPr>
           <w:bCs/>
           <w:color w:val="auto"/>
-          <w:lang w:val="en-US"/>
         </w:rPr>
         <w:t xml:space="preserve">        </w:t>
       </w:r>
@@ -12210,6 +12226,7 @@
           <w:rFonts w:ascii="Times New Roman" w:hAnsi="Times New Roman" w:cs="Times New Roman"/>
           <w:sz w:val="28"/>
           <w:szCs w:val="32"/>
+          <w:lang w:val="en-US"/>
         </w:rPr>
         <w:t xml:space="preserve"> </w:t>
       </w:r>
@@ -12286,6 +12303,7 @@
           <w:rFonts w:ascii="Times New Roman" w:hAnsi="Times New Roman" w:cs="Times New Roman"/>
           <w:sz w:val="28"/>
           <w:szCs w:val="32"/>
+          <w:lang w:val="en-US"/>
         </w:rPr>
       </w:pPr>
       <w:r>
@@ -12380,6 +12398,7 @@
           <w:rFonts w:ascii="Times New Roman" w:hAnsi="Times New Roman" w:cs="Times New Roman"/>
           <w:sz w:val="28"/>
           <w:szCs w:val="32"/>
+          <w:lang w:val="en-US"/>
         </w:rPr>
       </w:pPr>
       <w:r>
@@ -12839,7 +12858,7 @@
           <w:bCs/>
           <w:sz w:val="28"/>
         </w:rPr>
-        <w:t>Рассчет параметров дз. 3</w:t>
+        <w:t>Расчет параметров дз. 3</w:t>
       </w:r>
     </w:p>
     <w:p>
